--- a/moo162-disposition.docx
+++ b/moo162-disposition.docx
@@ -4,27 +4,18 @@
   <w:body>
     <w:p>
       <w:pPr>
-        <w:pStyle w:val="Title"/>
+        <w:pStyle w:val="Heading1"/>
       </w:pPr>
       <w:r>
-        <w:rPr>
-          <w:b w:val="0"/>
-          <w:i w:val="0"/>
-        </w:rPr>
         <w:t xml:space="preserve">MOO-162 — Policy Director's disposition of revision 5: the §0.3 answer is </w:t>
       </w:r>
       <w:r>
         <w:rPr>
           <w:b/>
-          <w:i w:val="0"/>
         </w:rPr>
         <w:t>keep the deletion</w:t>
       </w:r>
       <w:r>
-        <w:rPr>
-          <w:b w:val="0"/>
-          <w:i w:val="0"/>
-        </w:rPr>
         <w:t>, and all six cards are closed</w:t>
       </w:r>
     </w:p>
@@ -32,7 +23,6 @@
       <w:r>
         <w:rPr>
           <w:b/>
-          <w:i w:val="0"/>
         </w:rPr>
         <w:t>Internal working draft material. Not a Division of Legislative Services bill. Not reviewed by counsel, and nothing here states or implies that it has been. Pre-decisional and internal.</w:t>
       </w:r>
@@ -41,149 +31,99 @@
       <w:r>
         <w:rPr>
           <w:b/>
-          <w:i w:val="0"/>
         </w:rPr>
-        <w:t xml:space="preserve">Policy Director · 12 October 2026 · disposes of </w:t>
-      </w:r>
-      <w:r>
-        <w:rPr>
-          <w:rFonts w:ascii="Consolas" w:hAnsi="Consolas"/>
-          <w:b/>
-          <w:i w:val="0"/>
-          <w:color w:val="1F497D"/>
-          <w:sz w:val="19"/>
-        </w:rPr>
-        <w:t>moo162-edits-2-and-3</w:t>
-      </w:r>
-      <w:r>
-        <w:rPr>
-          <w:b/>
-          <w:i w:val="0"/>
-        </w:rPr>
-        <w:t xml:space="preserve"> revision 5, document revision </w:t>
-      </w:r>
-      <w:r>
-        <w:rPr>
-          <w:rFonts w:ascii="Consolas" w:hAnsi="Consolas"/>
-          <w:b/>
-          <w:i w:val="0"/>
-          <w:sz w:val="19"/>
-        </w:rPr>
-        <w:t>38d9caf0</w:t>
-      </w:r>
-      <w:r>
-        <w:rPr>
-          <w:b/>
-          <w:i w:val="0"/>
-        </w:rPr>
-        <w:t>, by the Drafting Specialist, after pass 18 (</w:t>
-      </w:r>
-      <w:r>
-        <w:rPr>
-          <w:b/>
-          <w:i w:val="0"/>
-          <w:color w:val="1F497D"/>
-        </w:rPr>
-        <w:t>MOO-166</w:t>
-      </w:r>
-      <w:r>
-        <w:rPr>
-          <w:b/>
-          <w:i w:val="0"/>
-        </w:rPr>
-        <w:t xml:space="preserve">) and on the pricing released at </w:t>
-      </w:r>
-      <w:r>
-        <w:rPr>
-          <w:b/>
-          <w:i w:val="0"/>
-          <w:color w:val="1F497D"/>
-        </w:rPr>
-        <w:t>MOO-163</w:t>
-      </w:r>
-      <w:r>
-        <w:rPr>
-          <w:b/>
-          <w:i w:val="0"/>
-        </w:rPr>
-        <w:t>.</w:t>
+        <w:t>Policy Director · 12 October 2026 · disposes of [`moo162-edits-2-and-3`](/MOO/issues/MOO-162#document-moo162-edits-2-and-3) revision 5, document revision `38d9caf0`, by the Drafting Specialist, after pass 18 ([MOO-166](/MOO/issues/MOO-166)) and on the pricing released at [MOO-163](/MOO/issues/MOO-163).</w:t>
       </w:r>
     </w:p>
     <w:p>
       <w:pPr>
-        <w:jc w:val="left"/>
+        <w:pStyle w:val="Heading2"/>
       </w:pPr>
       <w:r>
+        <w:t>0. In one page</w:t>
+      </w:r>
+    </w:p>
+    <w:p>
+      <w:r>
         <w:rPr>
-          <w:color w:val="BBBBBB"/>
+          <w:b/>
         </w:rPr>
-        <w:t>______________________________________________________________________________________</w:t>
+        <w:t>The patch stands at revision 5. Three edits, +697 characters. §0.3 is answered: keep F-1's deletion of *"or an application"*, and accept that M 2's duty to act upon the application falls at first act + 15 — day 22 on the ordinary facts. Edit 3 goes in working as decided.</w:t>
       </w:r>
     </w:p>
     <w:p>
       <w:pPr>
-        <w:pStyle w:val="Heading1"/>
+        <w:ind w:left="504"/>
       </w:pPr>
-      <w:r>
-        <w:rPr>
-          <w:b w:val="0"/>
-          <w:i w:val="0"/>
-        </w:rPr>
-        <w:t>0. In one page</w:t>
-      </w:r>
-    </w:p>
-    <w:p>
       <w:r>
         <w:rPr>
           <w:b/>
-          <w:i w:val="0"/>
         </w:rPr>
-        <w:t xml:space="preserve">The patch stands at revision 5. Three edits, +697 characters. §0.3 is answered: keep F-1's deletion of </w:t>
+        <w:t>ADDENDUM, 12 October 2026, 14:15 — the board answered §5's question and the patch moves to revision 6.</w:t>
+      </w:r>
+      <w:r>
+        <w:rPr>
+          <w:i/>
+        </w:rPr>
+        <w:t xml:space="preserve"> </w:t>
       </w:r>
       <w:r>
         <w:rPr>
           <w:b/>
+        </w:rPr>
+        <w:t>Edit 3's retention becomes 120 days, not 30.</w:t>
+      </w:r>
+      <w:r>
+        <w:rPr>
           <w:i/>
         </w:rPr>
-        <w:t>"or an application"</w:t>
+        <w:t xml:space="preserve"> The answer, what it buys, what it breaks, and the fourth application gate it creates are at </w:t>
       </w:r>
       <w:r>
         <w:rPr>
           <w:b/>
-          <w:i w:val="0"/>
         </w:rPr>
-        <w:t>, and accept that M 2's duty to act upon the application falls at first act + 15 — day 22 on the ordinary facts. Edit 3 goes in working as decided.</w:t>
+        <w:t>§8</w:t>
+      </w:r>
+      <w:r>
+        <w:rPr>
+          <w:i/>
+        </w:rPr>
+        <w:t xml:space="preserve">, which governs over §5's question and §6's count of three gates. </w:t>
+      </w:r>
+      <w:r>
+        <w:rPr>
+          <w:b/>
+        </w:rPr>
+        <w:t>§0.3, Edit 1, Edit 2 and all six cards are unaffected.</w:t>
       </w:r>
     </w:p>
     <w:tbl>
       <w:tblPr>
-        <w:tblStyle w:val="LightGrid-Accent1"/>
+        <w:tblStyle w:val="TableGrid"/>
         <w:tblW w:type="auto" w:w="0"/>
-        <w:jc w:val="left"/>
         <w:tblLook w:firstColumn="1" w:firstRow="1" w:lastColumn="0" w:lastRow="0" w:noHBand="0" w:noVBand="1" w:val="04A0"/>
       </w:tblPr>
       <w:tblGrid>
-        <w:gridCol w:w="3216"/>
-        <w:gridCol w:w="3216"/>
-        <w:gridCol w:w="3216"/>
+        <w:gridCol w:w="2880"/>
+        <w:gridCol w:w="2880"/>
+        <w:gridCol w:w="2880"/>
       </w:tblGrid>
       <w:tr>
         <w:tc>
           <w:tcPr>
-            <w:tcW w:type="dxa" w:w="3216"/>
+            <w:tcW w:type="dxa" w:w="2880"/>
           </w:tcPr>
           <w:p/>
         </w:tc>
         <w:tc>
           <w:tcPr>
-            <w:tcW w:type="dxa" w:w="3216"/>
+            <w:tcW w:type="dxa" w:w="2880"/>
           </w:tcPr>
           <w:p>
             <w:r>
               <w:rPr>
                 <w:b/>
-                <w:i w:val="0"/>
-                <w:sz w:val="19"/>
               </w:rPr>
               <w:t>Decision</w:t>
             </w:r>
@@ -191,14 +131,12 @@
         </w:tc>
         <w:tc>
           <w:tcPr>
-            <w:tcW w:type="dxa" w:w="3216"/>
+            <w:tcW w:type="dxa" w:w="2880"/>
           </w:tcPr>
           <w:p>
             <w:r>
               <w:rPr>
                 <w:b/>
-                <w:i w:val="0"/>
-                <w:sz w:val="19"/>
               </w:rPr>
               <w:t>Owner of the next step</w:t>
             </w:r>
@@ -208,61 +146,42 @@
       <w:tr>
         <w:tc>
           <w:tcPr>
-            <w:tcW w:type="dxa" w:w="3216"/>
+            <w:tcW w:type="dxa" w:w="2880"/>
           </w:tcPr>
           <w:p>
             <w:r>
               <w:rPr>
                 <w:b/>
-                <w:i w:val="0"/>
-                <w:sz w:val="19"/>
               </w:rPr>
               <w:t>§0.3</w:t>
             </w:r>
             <w:r>
-              <w:rPr>
-                <w:b w:val="0"/>
-                <w:i w:val="0"/>
-                <w:sz w:val="19"/>
-              </w:rPr>
               <w:t xml:space="preserve"> — F-1's three-word deletion</w:t>
             </w:r>
           </w:p>
         </w:tc>
         <w:tc>
           <w:tcPr>
-            <w:tcW w:type="dxa" w:w="3216"/>
+            <w:tcW w:type="dxa" w:w="2880"/>
           </w:tcPr>
           <w:p>
             <w:r>
               <w:rPr>
                 <w:b/>
-                <w:i w:val="0"/>
-                <w:sz w:val="19"/>
               </w:rPr>
               <w:t>Keep it.</w:t>
             </w:r>
             <w:r>
-              <w:rPr>
-                <w:b w:val="0"/>
-                <w:i w:val="0"/>
-                <w:sz w:val="19"/>
-              </w:rPr>
               <w:t xml:space="preserve"> Day 22 accepted and disclosed</w:t>
             </w:r>
           </w:p>
         </w:tc>
         <w:tc>
           <w:tcPr>
-            <w:tcW w:type="dxa" w:w="3216"/>
+            <w:tcW w:type="dxa" w:w="2880"/>
           </w:tcPr>
           <w:p>
             <w:r>
-              <w:rPr>
-                <w:b w:val="0"/>
-                <w:i w:val="0"/>
-                <w:sz w:val="19"/>
-              </w:rPr>
               <w:t>closed here</w:t>
             </w:r>
           </w:p>
@@ -271,37 +190,28 @@
       <w:tr>
         <w:tc>
           <w:tcPr>
-            <w:tcW w:type="dxa" w:w="3216"/>
+            <w:tcW w:type="dxa" w:w="2880"/>
           </w:tcPr>
           <w:p>
             <w:r>
               <w:rPr>
                 <w:b/>
-                <w:i w:val="0"/>
-                <w:sz w:val="19"/>
               </w:rPr>
               <w:t>Edit 1</w:t>
             </w:r>
             <w:r>
-              <w:rPr>
-                <w:b w:val="0"/>
-                <w:i w:val="0"/>
-                <w:sz w:val="19"/>
-              </w:rPr>
               <w:t>, as revised on F-1, F-7 and F-8</w:t>
             </w:r>
           </w:p>
         </w:tc>
         <w:tc>
           <w:tcPr>
-            <w:tcW w:type="dxa" w:w="3216"/>
+            <w:tcW w:type="dxa" w:w="2880"/>
           </w:tcPr>
           <w:p>
             <w:r>
               <w:rPr>
                 <w:b/>
-                <w:i w:val="0"/>
-                <w:sz w:val="19"/>
               </w:rPr>
               <w:t>Accepted as drafted</w:t>
             </w:r>
@@ -309,15 +219,10 @@
         </w:tc>
         <w:tc>
           <w:tcPr>
-            <w:tcW w:type="dxa" w:w="3216"/>
+            <w:tcW w:type="dxa" w:w="2880"/>
           </w:tcPr>
           <w:p>
             <w:r>
-              <w:rPr>
-                <w:b w:val="0"/>
-                <w:i w:val="0"/>
-                <w:sz w:val="19"/>
-              </w:rPr>
               <w:t>closed here</w:t>
             </w:r>
           </w:p>
@@ -326,37 +231,28 @@
       <w:tr>
         <w:tc>
           <w:tcPr>
-            <w:tcW w:type="dxa" w:w="3216"/>
+            <w:tcW w:type="dxa" w:w="2880"/>
           </w:tcPr>
           <w:p>
             <w:r>
               <w:rPr>
                 <w:b/>
-                <w:i w:val="0"/>
-                <w:sz w:val="19"/>
               </w:rPr>
               <w:t>Edit 2</w:t>
             </w:r>
             <w:r>
-              <w:rPr>
-                <w:b w:val="0"/>
-                <w:i w:val="0"/>
-                <w:sz w:val="19"/>
-              </w:rPr>
               <w:t xml:space="preserve"> — card (g)</w:t>
             </w:r>
           </w:p>
         </w:tc>
         <w:tc>
           <w:tcPr>
-            <w:tcW w:type="dxa" w:w="3216"/>
+            <w:tcW w:type="dxa" w:w="2880"/>
           </w:tcPr>
           <w:p>
             <w:r>
               <w:rPr>
                 <w:b/>
-                <w:i w:val="0"/>
-                <w:sz w:val="19"/>
               </w:rPr>
               <w:t>Accepted, unchanged</w:t>
             </w:r>
@@ -364,15 +260,10 @@
         </w:tc>
         <w:tc>
           <w:tcPr>
-            <w:tcW w:type="dxa" w:w="3216"/>
+            <w:tcW w:type="dxa" w:w="2880"/>
           </w:tcPr>
           <w:p>
             <w:r>
-              <w:rPr>
-                <w:b w:val="0"/>
-                <w:i w:val="0"/>
-                <w:sz w:val="19"/>
-              </w:rPr>
               <w:t>closed here</w:t>
             </w:r>
           </w:p>
@@ -381,71 +272,58 @@
       <w:tr>
         <w:tc>
           <w:tcPr>
-            <w:tcW w:type="dxa" w:w="3216"/>
+            <w:tcW w:type="dxa" w:w="2880"/>
           </w:tcPr>
           <w:p>
             <w:r>
               <w:rPr>
                 <w:b/>
-                <w:i w:val="0"/>
-                <w:sz w:val="19"/>
               </w:rPr>
               <w:t>Edit 3</w:t>
             </w:r>
             <w:r>
-              <w:rPr>
-                <w:b w:val="0"/>
-                <w:i w:val="0"/>
-                <w:sz w:val="19"/>
-              </w:rPr>
               <w:t xml:space="preserve"> — card (k-ii)</w:t>
             </w:r>
           </w:p>
         </w:tc>
         <w:tc>
           <w:tcPr>
-            <w:tcW w:type="dxa" w:w="3216"/>
+            <w:tcW w:type="dxa" w:w="2880"/>
           </w:tcPr>
           <w:p>
             <w:r>
               <w:rPr>
                 <w:b/>
-                <w:i w:val="0"/>
-                <w:sz w:val="19"/>
               </w:rPr>
               <w:t>Accepted, unchanged.</w:t>
             </w:r>
             <w:r>
-              <w:rPr>
-                <w:b w:val="0"/>
-                <w:i w:val="0"/>
-                <w:sz w:val="19"/>
-              </w:rPr>
               <w:t xml:space="preserve"> Priced at $0 on </w:t>
             </w:r>
             <w:r>
+              <w:t>MOO-163</w:t>
+            </w:r>
+            <w:r>
+              <w:t xml:space="preserve">. </w:t>
+            </w:r>
+            <w:r>
               <w:rPr>
-                <w:b w:val="0"/>
-                <w:i w:val="0"/>
-                <w:color w:val="1F497D"/>
-                <w:sz w:val="19"/>
+                <w:b/>
               </w:rPr>
-              <w:t>MOO-163</w:t>
+              <w:t>Figure since changed to 120 days — §8</w:t>
             </w:r>
           </w:p>
         </w:tc>
         <w:tc>
           <w:tcPr>
-            <w:tcW w:type="dxa" w:w="3216"/>
+            <w:tcW w:type="dxa" w:w="2880"/>
           </w:tcPr>
           <w:p>
             <w:r>
-              <w:rPr>
-                <w:b w:val="0"/>
-                <w:i w:val="0"/>
-                <w:sz w:val="19"/>
-              </w:rPr>
-              <w:t>one question to the board, §5</w:t>
+              <w:t xml:space="preserve">re-cut at </w:t>
+            </w:r>
+            <w:r>
+              <w:t>MOO-176</w:t>
             </w:r>
           </w:p>
         </w:tc>
@@ -453,70 +331,37 @@
       <w:tr>
         <w:tc>
           <w:tcPr>
-            <w:tcW w:type="dxa" w:w="3216"/>
+            <w:tcW w:type="dxa" w:w="2880"/>
           </w:tcPr>
           <w:p>
             <w:r>
               <w:rPr>
                 <w:b/>
-                <w:i w:val="0"/>
-                <w:sz w:val="19"/>
               </w:rPr>
               <w:t>Card 1</w:t>
             </w:r>
             <w:r>
-              <w:rPr>
-                <w:b w:val="0"/>
-                <w:i w:val="0"/>
-                <w:sz w:val="19"/>
-              </w:rPr>
               <w:t xml:space="preserve"> — the no-decision residual</w:t>
             </w:r>
           </w:p>
         </w:tc>
         <w:tc>
           <w:tcPr>
-            <w:tcW w:type="dxa" w:w="3216"/>
+            <w:tcW w:type="dxa" w:w="2880"/>
           </w:tcPr>
           <w:p>
             <w:r>
               <w:rPr>
                 <w:b/>
-                <w:i w:val="0"/>
-                <w:sz w:val="19"/>
               </w:rPr>
-              <w:t xml:space="preserve">Take </w:t>
+              <w:t>Take [MOO-42](/MOO/issues/MOO-42) §7 item 124.</w:t>
             </w:r>
             <w:r>
-              <w:rPr>
-                <w:b/>
-                <w:i w:val="0"/>
-                <w:color w:val="1F497D"/>
-                <w:sz w:val="19"/>
-              </w:rPr>
-              <w:t>MOO-42</w:t>
-            </w:r>
-            <w:r>
-              <w:rPr>
-                <w:b/>
-                <w:i w:val="0"/>
-                <w:sz w:val="19"/>
-              </w:rPr>
-              <w:t xml:space="preserve"> §7 item 124.</w:t>
-            </w:r>
-            <w:r>
-              <w:rPr>
-                <w:b w:val="0"/>
-                <w:i w:val="0"/>
-                <w:sz w:val="19"/>
-              </w:rPr>
               <w:t xml:space="preserve"> Card C only if item 124 is declined. </w:t>
             </w:r>
             <w:r>
               <w:rPr>
                 <w:b/>
-                <w:i w:val="0"/>
-                <w:sz w:val="19"/>
               </w:rPr>
               <w:t>Application gate</w:t>
             </w:r>
@@ -524,16 +369,10 @@
         </w:tc>
         <w:tc>
           <w:tcPr>
-            <w:tcW w:type="dxa" w:w="3216"/>
+            <w:tcW w:type="dxa" w:w="2880"/>
           </w:tcPr>
           <w:p>
             <w:r>
-              <w:rPr>
-                <w:b w:val="0"/>
-                <w:i w:val="0"/>
-                <w:color w:val="1F497D"/>
-                <w:sz w:val="19"/>
-              </w:rPr>
               <w:t>MOO-42</w:t>
             </w:r>
           </w:p>
@@ -542,70 +381,43 @@
       <w:tr>
         <w:tc>
           <w:tcPr>
-            <w:tcW w:type="dxa" w:w="3216"/>
+            <w:tcW w:type="dxa" w:w="2880"/>
           </w:tcPr>
           <w:p>
             <w:r>
               <w:rPr>
                 <w:b/>
-                <w:i w:val="0"/>
-                <w:sz w:val="19"/>
               </w:rPr>
               <w:t>Card 2</w:t>
             </w:r>
             <w:r>
-              <w:rPr>
-                <w:b w:val="0"/>
-                <w:i w:val="0"/>
-                <w:sz w:val="19"/>
-              </w:rPr>
               <w:t xml:space="preserve"> — F-9, D 1's descriptor</w:t>
             </w:r>
           </w:p>
         </w:tc>
         <w:tc>
           <w:tcPr>
-            <w:tcW w:type="dxa" w:w="3216"/>
+            <w:tcW w:type="dxa" w:w="2880"/>
           </w:tcPr>
           <w:p>
             <w:r>
               <w:rPr>
                 <w:b/>
-                <w:i w:val="0"/>
-                <w:sz w:val="19"/>
               </w:rPr>
               <w:t>Take it</w:t>
             </w:r>
             <w:r>
-              <w:rPr>
-                <w:b w:val="0"/>
-                <w:i w:val="0"/>
-                <w:sz w:val="19"/>
-              </w:rPr>
               <w:t xml:space="preserve">, in </w:t>
             </w:r>
             <w:r>
-              <w:rPr>
-                <w:b w:val="0"/>
-                <w:i w:val="0"/>
-                <w:color w:val="1F497D"/>
-                <w:sz w:val="19"/>
-              </w:rPr>
               <w:t>MOO-164</w:t>
             </w:r>
             <w:r>
-              <w:rPr>
-                <w:b w:val="0"/>
-                <w:i w:val="0"/>
-                <w:sz w:val="19"/>
-              </w:rPr>
               <w:t xml:space="preserve">'s cut, not in a seventh cut of this patch. </w:t>
             </w:r>
             <w:r>
               <w:rPr>
                 <w:b/>
-                <w:i w:val="0"/>
-                <w:sz w:val="19"/>
               </w:rPr>
               <w:t>Application gate</w:t>
             </w:r>
@@ -613,16 +425,10 @@
         </w:tc>
         <w:tc>
           <w:tcPr>
-            <w:tcW w:type="dxa" w:w="3216"/>
+            <w:tcW w:type="dxa" w:w="2880"/>
           </w:tcPr>
           <w:p>
             <w:r>
-              <w:rPr>
-                <w:b w:val="0"/>
-                <w:i w:val="0"/>
-                <w:color w:val="1F497D"/>
-                <w:sz w:val="19"/>
-              </w:rPr>
               <w:t>MOO-164</w:t>
             </w:r>
           </w:p>
@@ -631,79 +437,48 @@
       <w:tr>
         <w:tc>
           <w:tcPr>
-            <w:tcW w:type="dxa" w:w="3216"/>
+            <w:tcW w:type="dxa" w:w="2880"/>
           </w:tcPr>
           <w:p>
             <w:r>
               <w:rPr>
                 <w:b/>
-                <w:i w:val="0"/>
-                <w:sz w:val="19"/>
               </w:rPr>
               <w:t>Card 3</w:t>
             </w:r>
             <w:r>
-              <w:rPr>
-                <w:b w:val="0"/>
-                <w:i w:val="0"/>
-                <w:sz w:val="19"/>
-              </w:rPr>
               <w:t xml:space="preserve"> — F-5, R-5's period</w:t>
             </w:r>
           </w:p>
         </w:tc>
         <w:tc>
           <w:tcPr>
-            <w:tcW w:type="dxa" w:w="3216"/>
+            <w:tcW w:type="dxa" w:w="2880"/>
           </w:tcPr>
           <w:p>
             <w:r>
               <w:rPr>
                 <w:b/>
-                <w:i w:val="0"/>
-                <w:sz w:val="19"/>
               </w:rPr>
               <w:t>Take it</w:t>
             </w:r>
             <w:r>
-              <w:rPr>
-                <w:b w:val="0"/>
-                <w:i w:val="0"/>
-                <w:sz w:val="19"/>
-              </w:rPr>
               <w:t xml:space="preserve">, in </w:t>
             </w:r>
             <w:r>
-              <w:rPr>
-                <w:b w:val="0"/>
-                <w:i w:val="0"/>
-                <w:color w:val="1F497D"/>
-                <w:sz w:val="19"/>
-              </w:rPr>
               <w:t>MOO-164</w:t>
             </w:r>
             <w:r>
-              <w:rPr>
-                <w:b w:val="0"/>
-                <w:i w:val="0"/>
-                <w:sz w:val="19"/>
-              </w:rPr>
               <w:t>, decided together with card 1</w:t>
             </w:r>
           </w:p>
         </w:tc>
         <w:tc>
           <w:tcPr>
-            <w:tcW w:type="dxa" w:w="3216"/>
+            <w:tcW w:type="dxa" w:w="2880"/>
           </w:tcPr>
           <w:p>
             <w:r>
-              <w:rPr>
-                <w:b w:val="0"/>
-                <w:i w:val="0"/>
-                <w:color w:val="1F497D"/>
-                <w:sz w:val="19"/>
-              </w:rPr>
               <w:t>MOO-164</w:t>
             </w:r>
           </w:p>
@@ -712,61 +487,42 @@
       <w:tr>
         <w:tc>
           <w:tcPr>
-            <w:tcW w:type="dxa" w:w="3216"/>
+            <w:tcW w:type="dxa" w:w="2880"/>
           </w:tcPr>
           <w:p>
             <w:r>
               <w:rPr>
                 <w:b/>
-                <w:i w:val="0"/>
-                <w:sz w:val="19"/>
               </w:rPr>
               <w:t>Card 4</w:t>
             </w:r>
             <w:r>
-              <w:rPr>
-                <w:b w:val="0"/>
-                <w:i w:val="0"/>
-                <w:sz w:val="19"/>
-              </w:rPr>
               <w:t xml:space="preserve"> — F-6, a cap on Edit 3's retention</w:t>
             </w:r>
           </w:p>
         </w:tc>
         <w:tc>
           <w:tcPr>
-            <w:tcW w:type="dxa" w:w="3216"/>
+            <w:tcW w:type="dxa" w:w="2880"/>
           </w:tcPr>
           <w:p>
             <w:r>
               <w:rPr>
                 <w:b/>
-                <w:i w:val="0"/>
-                <w:sz w:val="19"/>
               </w:rPr>
               <w:t>Not now.</w:t>
             </w:r>
             <w:r>
-              <w:rPr>
-                <w:b w:val="0"/>
-                <w:i w:val="0"/>
-                <w:sz w:val="19"/>
-              </w:rPr>
               <w:t xml:space="preserve"> Returns only on one of two named triggers, §3.4</w:t>
             </w:r>
           </w:p>
         </w:tc>
         <w:tc>
           <w:tcPr>
-            <w:tcW w:type="dxa" w:w="3216"/>
+            <w:tcW w:type="dxa" w:w="2880"/>
           </w:tcPr>
           <w:p>
             <w:r>
-              <w:rPr>
-                <w:b w:val="0"/>
-                <w:i w:val="0"/>
-                <w:sz w:val="19"/>
-              </w:rPr>
               <w:t>the chaining price</w:t>
             </w:r>
           </w:p>
@@ -775,37 +531,28 @@
       <w:tr>
         <w:tc>
           <w:tcPr>
-            <w:tcW w:type="dxa" w:w="3216"/>
+            <w:tcW w:type="dxa" w:w="2880"/>
           </w:tcPr>
           <w:p>
             <w:r>
               <w:rPr>
                 <w:b/>
-                <w:i w:val="0"/>
-                <w:sz w:val="19"/>
               </w:rPr>
               <w:t>Card 5</w:t>
             </w:r>
             <w:r>
-              <w:rPr>
-                <w:b w:val="0"/>
-                <w:i w:val="0"/>
-                <w:sz w:val="19"/>
-              </w:rPr>
               <w:t xml:space="preserve"> — the pricing input</w:t>
             </w:r>
           </w:p>
         </w:tc>
         <w:tc>
           <w:tcPr>
-            <w:tcW w:type="dxa" w:w="3216"/>
+            <w:tcW w:type="dxa" w:w="2880"/>
           </w:tcPr>
           <w:p>
             <w:r>
               <w:rPr>
                 <w:b/>
-                <w:i w:val="0"/>
-                <w:sz w:val="19"/>
               </w:rPr>
               <w:t>Routed as a bounded addendum to the released price</w:t>
             </w:r>
@@ -813,15 +560,10 @@
         </w:tc>
         <w:tc>
           <w:tcPr>
-            <w:tcW w:type="dxa" w:w="3216"/>
+            <w:tcW w:type="dxa" w:w="2880"/>
           </w:tcPr>
           <w:p>
             <w:r>
-              <w:rPr>
-                <w:b w:val="0"/>
-                <w:i w:val="0"/>
-                <w:sz w:val="19"/>
-              </w:rPr>
               <w:t>Fiscal &amp; Impact Modeler</w:t>
             </w:r>
           </w:p>
@@ -830,61 +572,42 @@
       <w:tr>
         <w:tc>
           <w:tcPr>
-            <w:tcW w:type="dxa" w:w="3216"/>
+            <w:tcW w:type="dxa" w:w="2880"/>
           </w:tcPr>
           <w:p>
             <w:r>
               <w:rPr>
                 <w:b/>
-                <w:i w:val="0"/>
-                <w:sz w:val="19"/>
               </w:rPr>
               <w:t>Card 6</w:t>
             </w:r>
             <w:r>
-              <w:rPr>
-                <w:b w:val="0"/>
-                <w:i w:val="0"/>
-                <w:sz w:val="19"/>
-              </w:rPr>
               <w:t xml:space="preserve"> — D 3's event mismatch</w:t>
             </w:r>
           </w:p>
         </w:tc>
         <w:tc>
           <w:tcPr>
-            <w:tcW w:type="dxa" w:w="3216"/>
+            <w:tcW w:type="dxa" w:w="2880"/>
           </w:tcPr>
           <w:p>
             <w:r>
               <w:rPr>
                 <w:b/>
-                <w:i w:val="0"/>
-                <w:sz w:val="19"/>
               </w:rPr>
               <w:t>Not drafted.</w:t>
             </w:r>
             <w:r>
-              <w:rPr>
-                <w:b w:val="0"/>
-                <w:i w:val="0"/>
-                <w:sz w:val="19"/>
-              </w:rPr>
               <w:t xml:space="preserve"> Research first, as the drafter recommends</w:t>
             </w:r>
           </w:p>
         </w:tc>
         <w:tc>
           <w:tcPr>
-            <w:tcW w:type="dxa" w:w="3216"/>
+            <w:tcW w:type="dxa" w:w="2880"/>
           </w:tcPr>
           <w:p>
             <w:r>
-              <w:rPr>
-                <w:b w:val="0"/>
-                <w:i w:val="0"/>
-                <w:sz w:val="19"/>
-              </w:rPr>
               <w:t>Statutory Researcher</w:t>
             </w:r>
           </w:p>
@@ -893,14 +616,12 @@
       <w:tr>
         <w:tc>
           <w:tcPr>
-            <w:tcW w:type="dxa" w:w="3216"/>
+            <w:tcW w:type="dxa" w:w="2880"/>
           </w:tcPr>
           <w:p>
             <w:r>
               <w:rPr>
                 <w:b/>
-                <w:i w:val="0"/>
-                <w:sz w:val="19"/>
               </w:rPr>
               <w:t>Editor's plain-language summary</w:t>
             </w:r>
@@ -908,64 +629,45 @@
         </w:tc>
         <w:tc>
           <w:tcPr>
-            <w:tcW w:type="dxa" w:w="3216"/>
+            <w:tcW w:type="dxa" w:w="2880"/>
           </w:tcPr>
           <w:p>
             <w:r>
               <w:rPr>
                 <w:b/>
-                <w:i w:val="0"/>
-                <w:sz w:val="19"/>
               </w:rPr>
               <w:t>Released.</w:t>
             </w:r>
             <w:r>
-              <w:rPr>
-                <w:b w:val="0"/>
-                <w:i w:val="0"/>
-                <w:sz w:val="19"/>
-              </w:rPr>
               <w:t xml:space="preserve"> The hold is lifted</w:t>
             </w:r>
           </w:p>
         </w:tc>
         <w:tc>
           <w:tcPr>
-            <w:tcW w:type="dxa" w:w="3216"/>
+            <w:tcW w:type="dxa" w:w="2880"/>
           </w:tcPr>
           <w:p>
             <w:r>
-              <w:rPr>
-                <w:b w:val="0"/>
-                <w:i w:val="0"/>
-                <w:sz w:val="19"/>
-              </w:rPr>
               <w:t>Drafting Specialist → Editor</w:t>
             </w:r>
           </w:p>
         </w:tc>
       </w:tr>
     </w:tbl>
-    <w:p/>
     <w:p>
       <w:r>
         <w:rPr>
           <w:b/>
-          <w:i w:val="0"/>
         </w:rPr>
         <w:t>Two things the record should carry.</w:t>
       </w:r>
       <w:r>
-        <w:rPr>
-          <w:b w:val="0"/>
-          <w:i w:val="0"/>
-        </w:rPr>
         <w:t xml:space="preserve"> The drafter withdrew revision 4's condition-precedent argument against themself (F-3) and closed card (l) with a corrected figure against themself. </w:t>
       </w:r>
       <w:r>
         <w:rPr>
           <w:b/>
-          <w:i w:val="0"/>
         </w:rPr>
         <w:t>Both corrections are accepted, and §4 says why neither changes a decision the board took.</w:t>
       </w:r>
@@ -974,418 +676,265 @@
       <w:r>
         <w:rPr>
           <w:b/>
-          <w:i w:val="0"/>
         </w:rPr>
         <w:t>Three gates stand between revision 5 and application.</w:t>
       </w:r>
       <w:r>
-        <w:rPr>
-          <w:b w:val="0"/>
-          <w:i w:val="0"/>
-        </w:rPr>
         <w:t xml:space="preserve"> §6. </w:t>
       </w:r>
       <w:r>
         <w:rPr>
           <w:b/>
-          <w:i w:val="0"/>
         </w:rPr>
         <w:t>Nothing is applied to the store</w:t>
       </w:r>
       <w:r>
-        <w:rPr>
-          <w:b w:val="0"/>
-          <w:i w:val="0"/>
-        </w:rPr>
         <w:t>, and nothing in this disposition authorises application.</w:t>
       </w:r>
     </w:p>
     <w:p>
       <w:pPr>
-        <w:jc w:val="left"/>
+        <w:pStyle w:val="Heading2"/>
       </w:pPr>
       <w:r>
+        <w:t>1. §0.3 — keep F-1's deletion. Four reasons, in the order that decides it</w:t>
+      </w:r>
+    </w:p>
+    <w:p>
+      <w:r>
         <w:rPr>
-          <w:color w:val="BBBBBB"/>
+          <w:b/>
         </w:rPr>
-        <w:t>______________________________________________________________________________________</w:t>
+        <w:t>The question.</w:t>
+      </w:r>
+      <w:r>
+        <w:t xml:space="preserve"> Edit 1's saving sentence carried </w:t>
+      </w:r>
+      <w:r>
+        <w:rPr>
+          <w:i/>
+        </w:rPr>
+        <w:t xml:space="preserve">"required to act upon a request </w:t>
+      </w:r>
+      <w:r>
+        <w:rPr>
+          <w:i/>
+        </w:rPr>
+        <w:t>or an application</w:t>
+      </w:r>
+      <w:r>
+        <w:rPr>
+          <w:i/>
+        </w:rPr>
+        <w:t>"</w:t>
+      </w:r>
+      <w:r>
+        <w:t xml:space="preserve">. Pass 18's F-1 says delete the three words. Keeping them leaves the same six words — </w:t>
+      </w:r>
+      <w:r>
+        <w:rPr>
+          <w:i/>
+        </w:rPr>
+        <w:t>"acts upon the request"</w:t>
+      </w:r>
+      <w:r>
+        <w:t xml:space="preserve"> — with a </w:t>
+      </w:r>
+      <w:r>
+        <w:rPr>
+          <w:b/>
+        </w:rPr>
+        <w:t>fixed</w:t>
+      </w:r>
+      <w:r>
+        <w:t xml:space="preserve"> meaning in the first half of M 2's retention sentence and an </w:t>
+      </w:r>
+      <w:r>
+        <w:rPr>
+          <w:b/>
+        </w:rPr>
+        <w:t>open</w:t>
+      </w:r>
+      <w:r>
+        <w:t xml:space="preserve"> one in the second half </w:t>
+      </w:r>
+      <w:r>
+        <w:rPr>
+          <w:b/>
+        </w:rPr>
+        <w:t>of the same sentence</w:t>
+      </w:r>
+      <w:r>
+        <w:t xml:space="preserve">. The price of deleting them is that M 2's duty to act upon the application is fixed at </w:t>
+      </w:r>
+      <w:r>
+        <w:rPr>
+          <w:b/>
+        </w:rPr>
+        <w:t>first act + 15</w:t>
+      </w:r>
+      <w:r>
+        <w:t>: day 22 on the ordinary facts, against a reconsideration decided day 85.</w:t>
+      </w:r>
+    </w:p>
+    <w:p>
+      <w:r>
+        <w:rPr>
+          <w:b/>
+        </w:rPr>
+        <w:t>1. The defect is a drafting defect, not a policy choice.</w:t>
+      </w:r>
+      <w:r>
+        <w:t xml:space="preserve"> The words are the drafter's own, added in a saving clause, not text the board decided. One sentence cannot carry two meanings of one phrase. That is the kind of thing a drafting pass exists to find, and when it finds one the answer is to fix it.</w:t>
+      </w:r>
+    </w:p>
+    <w:p>
+      <w:r>
+        <w:rPr>
+          <w:b/>
+        </w:rPr>
+        <w:t>2. The alternative reading is worse for the member on the exact metric Edit 3 exists to fix.</w:t>
+      </w:r>
+      <w:r>
+        <w:t xml:space="preserve"> Undeleted, the duty falls due on the open reading at </w:t>
+      </w:r>
+      <w:r>
+        <w:rPr>
+          <w:b/>
+        </w:rPr>
+        <w:t>day 100</w:t>
+      </w:r>
+      <w:r>
+        <w:t xml:space="preserve"> against a retention ending </w:t>
+      </w:r>
+      <w:r>
+        <w:rPr>
+          <w:b/>
+        </w:rPr>
+        <w:t>day 37</w:t>
+      </w:r>
+      <w:r>
+        <w:t xml:space="preserve"> — Edit 3 would </w:t>
+      </w:r>
+      <w:r>
+        <w:rPr>
+          <w:b/>
+        </w:rPr>
+        <w:t>enlarge</w:t>
+      </w:r>
+      <w:r>
+        <w:t xml:space="preserve"> the self-defeat gap it was adopted to cure from 15 days to </w:t>
+      </w:r>
+      <w:r>
+        <w:rPr>
+          <w:b/>
+        </w:rPr>
+        <w:t>63</w:t>
+      </w:r>
+      <w:r>
+        <w:t>. Keeping the clause does not preserve a member-favourable reading; it preserves an ambiguity whose member-favourable branch defeats the board's own edit.</w:t>
+      </w:r>
+    </w:p>
+    <w:p>
+      <w:r>
+        <w:rPr>
+          <w:b/>
+        </w:rPr>
+        <w:t>3. The reviewer's condition is explicit and I am not going to overrule it on a point of drafting.</w:t>
+      </w:r>
+      <w:r>
+        <w:t xml:space="preserve"> Pass 18: </w:t>
+      </w:r>
+      <w:r>
+        <w:rPr>
+          <w:i/>
+        </w:rPr>
+        <w:t>"I would not apply Edit 3 without this deletion."</w:t>
+      </w:r>
+      <w:r>
+        <w:t xml:space="preserve"> Edit 3 is a board decision. The choice is between Edit 3 working and Edit 3 half-working.</w:t>
+      </w:r>
+    </w:p>
+    <w:p>
+      <w:r>
+        <w:rPr>
+          <w:b/>
+        </w:rPr>
+        <w:t>4. The alternative on the table costs a board decision.</w:t>
+      </w:r>
+      <w:r>
+        <w:t xml:space="preserve"> Rejecting meant </w:t>
+      </w:r>
+      <w:r>
+        <w:rPr>
+          <w:b/>
+        </w:rPr>
+        <w:t>Edit 3 comes out of the patch</w:t>
+      </w:r>
+      <w:r>
+        <w:t xml:space="preserve"> and card (k-ii) is abandoned, leaving M 2's live 15-day self-defeat gap in place. That is a worse outcome than day 22 and it answers a question the board already answered.</w:t>
+      </w:r>
+    </w:p>
+    <w:p>
+      <w:r>
+        <w:rPr>
+          <w:b/>
+        </w:rPr>
+        <w:t>What I accept with it, and disclose.</w:t>
+      </w:r>
+      <w:r>
+        <w:t xml:space="preserve"> Day 22 is a real sequencing defect: the Board decides the </w:t>
+      </w:r>
+      <w:r>
+        <w:rPr>
+          <w:b/>
+        </w:rPr>
+        <w:t>application</w:t>
+      </w:r>
+      <w:r>
+        <w:t xml:space="preserve"> before it decides the </w:t>
+      </w:r>
+      <w:r>
+        <w:rPr>
+          <w:b/>
+        </w:rPr>
+        <w:t>reconsideration</w:t>
+      </w:r>
+      <w:r>
+        <w:t xml:space="preserve"> whose outcome the application's retained filing date exists to preserve. Pass 18's card B, confirmed, structural, and not cured by a longer retention. </w:t>
+      </w:r>
+      <w:r>
+        <w:rPr>
+          <w:b/>
+        </w:rPr>
+        <w:t>It is one site in enacted §1</w:t>
+      </w:r>
+      <w:r>
+        <w:t xml:space="preserve"> — D 3's parallel duty is keyed to the confirmation and does not move by a day. It goes into the memo's risk section, §5.</w:t>
+      </w:r>
+    </w:p>
+    <w:p>
+      <w:r>
+        <w:rPr>
+          <w:b/>
+        </w:rPr>
+        <w:t>There was no third option, and I checked the obvious candidate.</w:t>
+      </w:r>
+      <w:r>
+        <w:t xml:space="preserve"> Re-keying M 2's application duty to the decision — the move Edit 2 makes for the notice — puts the duty at day 100 while Edit 1's deeming keeps Edit 3's retention first-act-keyed at day 37, which re-opens the gap at 63 days. Inside Edit 1's deeming the retention is first-act-keyed, so the application duty must be first-act-keyed too for the sentence's two halves to work together. </w:t>
+      </w:r>
+      <w:r>
+        <w:rPr>
+          <w:b/>
+        </w:rPr>
+        <w:t>Day 22 is the price of a coherent sentence.</w:t>
       </w:r>
     </w:p>
     <w:p>
       <w:pPr>
-        <w:pStyle w:val="Heading1"/>
+        <w:pStyle w:val="Heading2"/>
       </w:pPr>
       <w:r>
-        <w:rPr>
-          <w:b w:val="0"/>
-          <w:i w:val="0"/>
-        </w:rPr>
-        <w:t>1. §0.3 — keep F-1's deletion. Four reasons, in the order that decides it</w:t>
-      </w:r>
-    </w:p>
-    <w:p>
-      <w:r>
-        <w:rPr>
-          <w:b/>
-          <w:i w:val="0"/>
-        </w:rPr>
-        <w:t>The question.</w:t>
-      </w:r>
-      <w:r>
-        <w:rPr>
-          <w:b w:val="0"/>
-          <w:i w:val="0"/>
-        </w:rPr>
-        <w:t xml:space="preserve"> Edit 1's saving sentence carried </w:t>
-      </w:r>
-      <w:r>
-        <w:rPr>
-          <w:b w:val="0"/>
-          <w:i/>
-        </w:rPr>
-        <w:t xml:space="preserve">"required to act upon a request </w:t>
-      </w:r>
-      <w:r>
-        <w:rPr>
-          <w:b/>
-          <w:i/>
-        </w:rPr>
-        <w:t>or an application</w:t>
-      </w:r>
-      <w:r>
-        <w:rPr>
-          <w:b w:val="0"/>
-          <w:i/>
-        </w:rPr>
-        <w:t>"</w:t>
-      </w:r>
-      <w:r>
-        <w:rPr>
-          <w:b w:val="0"/>
-          <w:i w:val="0"/>
-        </w:rPr>
-        <w:t xml:space="preserve">. Pass 18's F-1 says delete the three words. Keeping them leaves the same six words — </w:t>
-      </w:r>
-      <w:r>
-        <w:rPr>
-          <w:b w:val="0"/>
-          <w:i/>
-        </w:rPr>
-        <w:t>"acts upon the request"</w:t>
-      </w:r>
-      <w:r>
-        <w:rPr>
-          <w:b w:val="0"/>
-          <w:i w:val="0"/>
-        </w:rPr>
-        <w:t xml:space="preserve"> — with a </w:t>
-      </w:r>
-      <w:r>
-        <w:rPr>
-          <w:b/>
-          <w:i w:val="0"/>
-        </w:rPr>
-        <w:t>fixed</w:t>
-      </w:r>
-      <w:r>
-        <w:rPr>
-          <w:b w:val="0"/>
-          <w:i w:val="0"/>
-        </w:rPr>
-        <w:t xml:space="preserve"> meaning in the first half of M 2's retention sentence and an </w:t>
-      </w:r>
-      <w:r>
-        <w:rPr>
-          <w:b/>
-          <w:i w:val="0"/>
-        </w:rPr>
-        <w:t>open</w:t>
-      </w:r>
-      <w:r>
-        <w:rPr>
-          <w:b w:val="0"/>
-          <w:i w:val="0"/>
-        </w:rPr>
-        <w:t xml:space="preserve"> one in the second half </w:t>
-      </w:r>
-      <w:r>
-        <w:rPr>
-          <w:b/>
-          <w:i w:val="0"/>
-        </w:rPr>
-        <w:t>of the same sentence</w:t>
-      </w:r>
-      <w:r>
-        <w:rPr>
-          <w:b w:val="0"/>
-          <w:i w:val="0"/>
-        </w:rPr>
-        <w:t xml:space="preserve">. The price of deleting them is that M 2's duty to act upon the application is fixed at </w:t>
-      </w:r>
-      <w:r>
-        <w:rPr>
-          <w:b/>
-          <w:i w:val="0"/>
-        </w:rPr>
-        <w:t>first act + 15</w:t>
-      </w:r>
-      <w:r>
-        <w:rPr>
-          <w:b w:val="0"/>
-          <w:i w:val="0"/>
-        </w:rPr>
-        <w:t>: day 22 on the ordinary facts, against a reconsideration decided day 85.</w:t>
-      </w:r>
-    </w:p>
-    <w:p>
-      <w:r>
-        <w:rPr>
-          <w:b/>
-          <w:i w:val="0"/>
-        </w:rPr>
-        <w:t>1. The defect is a drafting defect, not a policy choice.</w:t>
-      </w:r>
-      <w:r>
-        <w:rPr>
-          <w:b w:val="0"/>
-          <w:i w:val="0"/>
-        </w:rPr>
-        <w:t xml:space="preserve"> The words are the drafter's own, added in a saving clause, not text the board decided. One sentence cannot carry two meanings of one phrase. That is the kind of thing a drafting pass exists to find, and when it finds one the answer is to fix it.</w:t>
-      </w:r>
-    </w:p>
-    <w:p>
-      <w:r>
-        <w:rPr>
-          <w:b/>
-          <w:i w:val="0"/>
-        </w:rPr>
-        <w:t>2. The alternative reading is worse for the member on the exact metric Edit 3 exists to fix.</w:t>
-      </w:r>
-      <w:r>
-        <w:rPr>
-          <w:b w:val="0"/>
-          <w:i w:val="0"/>
-        </w:rPr>
-        <w:t xml:space="preserve"> Undeleted, the duty falls due on the open reading at </w:t>
-      </w:r>
-      <w:r>
-        <w:rPr>
-          <w:b/>
-          <w:i w:val="0"/>
-        </w:rPr>
-        <w:t>day 100</w:t>
-      </w:r>
-      <w:r>
-        <w:rPr>
-          <w:b w:val="0"/>
-          <w:i w:val="0"/>
-        </w:rPr>
-        <w:t xml:space="preserve"> against a retention ending </w:t>
-      </w:r>
-      <w:r>
-        <w:rPr>
-          <w:b/>
-          <w:i w:val="0"/>
-        </w:rPr>
-        <w:t>day 37</w:t>
-      </w:r>
-      <w:r>
-        <w:rPr>
-          <w:b w:val="0"/>
-          <w:i w:val="0"/>
-        </w:rPr>
-        <w:t xml:space="preserve"> — Edit 3 would </w:t>
-      </w:r>
-      <w:r>
-        <w:rPr>
-          <w:b/>
-          <w:i w:val="0"/>
-        </w:rPr>
-        <w:t>enlarge</w:t>
-      </w:r>
-      <w:r>
-        <w:rPr>
-          <w:b w:val="0"/>
-          <w:i w:val="0"/>
-        </w:rPr>
-        <w:t xml:space="preserve"> the self-defeat gap it was adopted to cure from 15 days to </w:t>
-      </w:r>
-      <w:r>
-        <w:rPr>
-          <w:b/>
-          <w:i w:val="0"/>
-        </w:rPr>
-        <w:t>63</w:t>
-      </w:r>
-      <w:r>
-        <w:rPr>
-          <w:b w:val="0"/>
-          <w:i w:val="0"/>
-        </w:rPr>
-        <w:t>. Keeping the clause does not preserve a member-favourable reading; it preserves an ambiguity whose member-favourable branch defeats the board's own edit.</w:t>
-      </w:r>
-    </w:p>
-    <w:p>
-      <w:r>
-        <w:rPr>
-          <w:b/>
-          <w:i w:val="0"/>
-        </w:rPr>
-        <w:t>3. The reviewer's condition is explicit and I am not going to overrule it on a point of drafting.</w:t>
-      </w:r>
-      <w:r>
-        <w:rPr>
-          <w:b w:val="0"/>
-          <w:i w:val="0"/>
-        </w:rPr>
-        <w:t xml:space="preserve"> Pass 18: </w:t>
-      </w:r>
-      <w:r>
-        <w:rPr>
-          <w:b w:val="0"/>
-          <w:i/>
-        </w:rPr>
-        <w:t>"I would not apply Edit 3 without this deletion."</w:t>
-      </w:r>
-      <w:r>
-        <w:rPr>
-          <w:b w:val="0"/>
-          <w:i w:val="0"/>
-        </w:rPr>
-        <w:t xml:space="preserve"> Edit 3 is a board decision. The choice is between Edit 3 working and Edit 3 half-working.</w:t>
-      </w:r>
-    </w:p>
-    <w:p>
-      <w:r>
-        <w:rPr>
-          <w:b/>
-          <w:i w:val="0"/>
-        </w:rPr>
-        <w:t>4. The alternative on the table costs a board decision.</w:t>
-      </w:r>
-      <w:r>
-        <w:rPr>
-          <w:b w:val="0"/>
-          <w:i w:val="0"/>
-        </w:rPr>
-        <w:t xml:space="preserve"> Rejecting meant </w:t>
-      </w:r>
-      <w:r>
-        <w:rPr>
-          <w:b/>
-          <w:i w:val="0"/>
-        </w:rPr>
-        <w:t>Edit 3 comes out of the patch</w:t>
-      </w:r>
-      <w:r>
-        <w:rPr>
-          <w:b w:val="0"/>
-          <w:i w:val="0"/>
-        </w:rPr>
-        <w:t xml:space="preserve"> and card (k-ii) is abandoned, leaving M 2's live 15-day self-defeat gap in place. That is a worse outcome than day 22 and it answers a question the board already answered.</w:t>
-      </w:r>
-    </w:p>
-    <w:p>
-      <w:r>
-        <w:rPr>
-          <w:b/>
-          <w:i w:val="0"/>
-        </w:rPr>
-        <w:t>What I accept with it, and disclose.</w:t>
-      </w:r>
-      <w:r>
-        <w:rPr>
-          <w:b w:val="0"/>
-          <w:i w:val="0"/>
-        </w:rPr>
-        <w:t xml:space="preserve"> Day 22 is a real sequencing defect: the Board decides the </w:t>
-      </w:r>
-      <w:r>
-        <w:rPr>
-          <w:b/>
-          <w:i w:val="0"/>
-        </w:rPr>
-        <w:t>application</w:t>
-      </w:r>
-      <w:r>
-        <w:rPr>
-          <w:b w:val="0"/>
-          <w:i w:val="0"/>
-        </w:rPr>
-        <w:t xml:space="preserve"> before it decides the </w:t>
-      </w:r>
-      <w:r>
-        <w:rPr>
-          <w:b/>
-          <w:i w:val="0"/>
-        </w:rPr>
-        <w:t>reconsideration</w:t>
-      </w:r>
-      <w:r>
-        <w:rPr>
-          <w:b w:val="0"/>
-          <w:i w:val="0"/>
-        </w:rPr>
-        <w:t xml:space="preserve"> whose outcome the application's retained filing date exists to preserve. Pass 18's card B, confirmed, structural, and not cured by a longer retention. </w:t>
-      </w:r>
-      <w:r>
-        <w:rPr>
-          <w:b/>
-          <w:i w:val="0"/>
-        </w:rPr>
-        <w:t>It is one site in enacted §1</w:t>
-      </w:r>
-      <w:r>
-        <w:rPr>
-          <w:b w:val="0"/>
-          <w:i w:val="0"/>
-        </w:rPr>
-        <w:t xml:space="preserve"> — D 3's parallel duty is keyed to the confirmation and does not move by a day. It goes into the memo's risk section, §5.</w:t>
-      </w:r>
-    </w:p>
-    <w:p>
-      <w:r>
-        <w:rPr>
-          <w:b/>
-          <w:i w:val="0"/>
-        </w:rPr>
-        <w:t>There was no third option, and I checked the obvious candidate.</w:t>
-      </w:r>
-      <w:r>
-        <w:rPr>
-          <w:b w:val="0"/>
-          <w:i w:val="0"/>
-        </w:rPr>
-        <w:t xml:space="preserve"> Re-keying M 2's application duty to the decision — the move Edit 2 makes for the notice — puts the duty at day 100 while Edit 1's deeming keeps Edit 3's retention first-act-keyed at day 37, which re-opens the gap at 63 days. Inside Edit 1's deeming the retention is first-act-keyed, so the application duty must be first-act-keyed too for the sentence's two halves to work together. </w:t>
-      </w:r>
-      <w:r>
-        <w:rPr>
-          <w:b/>
-          <w:i w:val="0"/>
-        </w:rPr>
-        <w:t>Day 22 is the price of a coherent sentence.</w:t>
-      </w:r>
-    </w:p>
-    <w:p>
-      <w:pPr>
-        <w:jc w:val="left"/>
-      </w:pPr>
-      <w:r>
-        <w:rPr>
-          <w:color w:val="BBBBBB"/>
-        </w:rPr>
-        <w:t>______________________________________________________________________________________</w:t>
-      </w:r>
-    </w:p>
-    <w:p>
-      <w:pPr>
-        <w:pStyle w:val="Heading1"/>
-      </w:pPr>
-      <w:r>
-        <w:rPr>
-          <w:b w:val="0"/>
-          <w:i w:val="0"/>
-        </w:rPr>
         <w:t>2. What I accept without change</w:t>
       </w:r>
     </w:p>
@@ -1396,57 +945,42 @@
       <w:r>
         <w:rPr>
           <w:b/>
-          <w:i w:val="0"/>
         </w:rPr>
         <w:t>Edit 1 as revised.</w:t>
       </w:r>
       <w:r>
+        <w:t xml:space="preserve"> F-7's deeming and F-8's </w:t>
+      </w:r>
+      <w:r>
         <w:rPr>
-          <w:b w:val="0"/>
-          <w:i w:val="0"/>
-        </w:rPr>
-        <w:t xml:space="preserve"> F-7's deeming and F-8's </w:t>
-      </w:r>
-      <w:r>
-        <w:rPr>
-          <w:b w:val="0"/>
           <w:i/>
         </w:rPr>
         <w:t>"or last acting"</w:t>
       </w:r>
       <w:r>
+        <w:t xml:space="preserve"> move no date and make the operative</w:t>
+      </w:r>
+    </w:p>
+    <w:p>
+      <w:r>
+        <w:t xml:space="preserve">clause say what it means. The count consequence is understood: </w:t>
+      </w:r>
+      <w:r>
         <w:rPr>
-          <w:b w:val="0"/>
-          <w:i w:val="0"/>
-        </w:rPr>
-        <w:t xml:space="preserve"> move no date and make the operative clause say what it means. The count consequence is understood: </w:t>
-      </w:r>
-      <w:r>
-        <w:rPr>
-          <w:b w:val="0"/>
           <w:i/>
         </w:rPr>
         <w:t>"acts upon"</w:t>
       </w:r>
       <w:r>
-        <w:rPr>
-          <w:b w:val="0"/>
-          <w:i w:val="0"/>
-        </w:rPr>
         <w:t xml:space="preserve"> in enacted §1 is </w:t>
       </w:r>
       <w:r>
         <w:rPr>
           <w:b/>
-          <w:i w:val="0"/>
         </w:rPr>
         <w:t>8 → 8</w:t>
       </w:r>
       <w:r>
-        <w:rPr>
-          <w:b w:val="0"/>
-          <w:i w:val="0"/>
-        </w:rPr>
         <w:t>, not 8 → 10.</w:t>
       </w:r>
     </w:p>
@@ -1457,16 +991,16 @@
       <w:r>
         <w:rPr>
           <w:b/>
-          <w:i w:val="0"/>
         </w:rPr>
         <w:t>Edit 2, unchanged.</w:t>
       </w:r>
       <w:r>
-        <w:rPr>
-          <w:b w:val="0"/>
-          <w:i w:val="0"/>
-        </w:rPr>
-        <w:t xml:space="preserve"> Card (g) as the board decided it. The anchor selection that avoids M 2's identically-worded duty is the right one and pass 18 confirmed it.</w:t>
+        <w:t xml:space="preserve"> Card (g) as the board decided it. The anchor selection that avoids M 2's</w:t>
+      </w:r>
+    </w:p>
+    <w:p>
+      <w:r>
+        <w:t>identically-worded duty is the right one and pass 18 confirmed it.</w:t>
       </w:r>
     </w:p>
     <w:p>
@@ -1476,16 +1010,16 @@
       <w:r>
         <w:rPr>
           <w:b/>
-          <w:i w:val="0"/>
         </w:rPr>
         <w:t>Edit 3, unchanged.</w:t>
       </w:r>
       <w:r>
-        <w:rPr>
-          <w:b w:val="0"/>
-          <w:i w:val="0"/>
-        </w:rPr>
-        <w:t xml:space="preserve"> Card (k-ii) as the board decided it, at 30 days. §5 carries the one question it leaves.</w:t>
+        <w:t xml:space="preserve"> Card (k-ii) as the board decided it, at 30 days. §5 carries the one question it</w:t>
+      </w:r>
+    </w:p>
+    <w:p>
+      <w:r>
+        <w:t>leaves.</w:t>
       </w:r>
     </w:p>
     <w:p>
@@ -1495,29 +1029,24 @@
       <w:r>
         <w:rPr>
           <w:b/>
-          <w:i w:val="0"/>
         </w:rPr>
         <w:t>Subdivision G 4 — still no edit.</w:t>
       </w:r>
       <w:r>
+        <w:t xml:space="preserve"> Revision 2's withdrawn G 4 edit stays withdrawn, on the condition</w:t>
+      </w:r>
+    </w:p>
+    <w:p>
+      <w:r>
+        <w:t xml:space="preserve">that both of G 4's express </w:t>
+      </w:r>
+      <w:r>
         <w:rPr>
-          <w:b w:val="0"/>
-          <w:i w:val="0"/>
-        </w:rPr>
-        <w:t xml:space="preserve"> Revision 2's withdrawn G 4 edit stays withdrawn, on the condition that both of G 4's express </w:t>
-      </w:r>
-      <w:r>
-        <w:rPr>
-          <w:b w:val="0"/>
           <w:i/>
         </w:rPr>
         <w:t>"first"</w:t>
       </w:r>
       <w:r>
-        <w:rPr>
-          <w:b w:val="0"/>
-          <w:i w:val="0"/>
-        </w:rPr>
         <w:t>s are intact, re-checked at store revision 60.</w:t>
       </w:r>
     </w:p>
@@ -1528,16 +1057,16 @@
       <w:r>
         <w:rPr>
           <w:b/>
-          <w:i w:val="0"/>
         </w:rPr>
         <w:t>No conforming amendment is required by any of the three edits.</w:t>
       </w:r>
       <w:r>
-        <w:rPr>
-          <w:b w:val="0"/>
-          <w:i w:val="0"/>
-        </w:rPr>
-        <w:t xml:space="preserve"> Fourth consecutive cut at which the answer is none, ten referring provisions chased in both directions.</w:t>
+        <w:t xml:space="preserve"> Fourth consecutive cut at which the</w:t>
+      </w:r>
+    </w:p>
+    <w:p>
+      <w:r>
+        <w:t>answer is none, ten referring provisions chased in both directions.</w:t>
       </w:r>
     </w:p>
     <w:p>
@@ -1547,29 +1076,24 @@
       <w:r>
         <w:rPr>
           <w:b/>
-          <w:i w:val="0"/>
         </w:rPr>
         <w:t>No fourth enactment clause.</w:t>
       </w:r>
       <w:r>
-        <w:rPr>
-          <w:b w:val="0"/>
-          <w:i w:val="0"/>
-        </w:rPr>
-        <w:t xml:space="preserve"> §6.7's reasoning on the third enactment's 1 July 2033 expiration and its clause (i) savings is accepted. </w:t>
+        <w:t xml:space="preserve"> §6.7's reasoning on the third enactment's 1 July 2033 expiration and its</w:t>
+      </w:r>
+    </w:p>
+    <w:p>
+      <w:r>
+        <w:t xml:space="preserve">clause (i) savings is accepted. </w:t>
       </w:r>
       <w:r>
         <w:rPr>
           <w:b/>
-          <w:i w:val="0"/>
         </w:rPr>
         <w:t>Recorded as settled so it is not re-raised at every revision</w:t>
       </w:r>
       <w:r>
-        <w:rPr>
-          <w:b w:val="0"/>
-          <w:i w:val="0"/>
-        </w:rPr>
         <w:t>; if a reviewer puts it in writing that clause (i) is insufficient, it comes back as a card.</w:t>
       </w:r>
     </w:p>
@@ -1580,31 +1104,16 @@
       <w:r>
         <w:rPr>
           <w:b/>
-          <w:i w:val="0"/>
         </w:rPr>
-        <w:t xml:space="preserve">The apostrophe item stays in </w:t>
-      </w:r>
-      <w:r>
-        <w:rPr>
-          <w:b/>
-          <w:i w:val="0"/>
-          <w:color w:val="1F497D"/>
-        </w:rPr>
-        <w:t>MOO-164</w:t>
-      </w:r>
-      <w:r>
-        <w:rPr>
-          <w:b/>
-          <w:i w:val="0"/>
-        </w:rPr>
-        <w:t>'s bundle.</w:t>
-      </w:r>
-      <w:r>
-        <w:rPr>
-          <w:b w:val="0"/>
-          <w:i w:val="0"/>
-        </w:rPr>
-        <w:t xml:space="preserve"> The three edits add nothing to the known inconsistency.</w:t>
+        <w:t>The apostrophe item stays in [MOO-164](/MOO/issues/MOO-164)'s bundle.</w:t>
+      </w:r>
+      <w:r>
+        <w:t xml:space="preserve"> The three edits add nothing to</w:t>
+      </w:r>
+    </w:p>
+    <w:p>
+      <w:r>
+        <w:t>the known inconsistency.</w:t>
       </w:r>
     </w:p>
     <w:p>
@@ -1614,53 +1123,25 @@
       <w:r>
         <w:rPr>
           <w:b/>
-          <w:i w:val="0"/>
         </w:rPr>
         <w:t>The base discipline is vindicated and stays.</w:t>
       </w:r>
       <w:r>
-        <w:rPr>
-          <w:b w:val="0"/>
-          <w:i w:val="0"/>
-        </w:rPr>
-        <w:t xml:space="preserve"> Six bases, three anchors resolving exactly once every time, and </w:t>
+        <w:t xml:space="preserve"> Six bases, three anchors resolving exactly once every</w:t>
+      </w:r>
+    </w:p>
+    <w:p>
+      <w:r>
+        <w:t xml:space="preserve">time, and </w:t>
       </w:r>
       <w:r>
         <w:rPr>
           <w:b/>
-          <w:i w:val="0"/>
         </w:rPr>
         <w:t>stale reproductions four times out of six.</w:t>
       </w:r>
       <w:r>
-        <w:rPr>
-          <w:b w:val="0"/>
-          <w:i w:val="0"/>
-        </w:rPr>
         <w:t xml:space="preserve"> §6's gate 3 makes it binding at application.</w:t>
-      </w:r>
-    </w:p>
-    <w:p>
-      <w:pPr>
-        <w:jc w:val="left"/>
-      </w:pPr>
-      <w:r>
-        <w:rPr>
-          <w:color w:val="BBBBBB"/>
-        </w:rPr>
-        <w:t>______________________________________________________________________________________</w:t>
-      </w:r>
-    </w:p>
-    <w:p>
-      <w:pPr>
-        <w:pStyle w:val="Heading1"/>
-      </w:pPr>
-      <w:r>
-        <w:rPr>
-          <w:b w:val="0"/>
-          <w:i w:val="0"/>
-        </w:rPr>
-        <w:t>3. The six cards, disposed</w:t>
       </w:r>
     </w:p>
     <w:p>
@@ -1668,76 +1149,49 @@
         <w:pStyle w:val="Heading2"/>
       </w:pPr>
       <w:r>
-        <w:rPr>
-          <w:b w:val="0"/>
-          <w:i w:val="0"/>
-        </w:rPr>
+        <w:t>3. The six cards, disposed</w:t>
+      </w:r>
+    </w:p>
+    <w:p>
+      <w:pPr>
+        <w:pStyle w:val="Heading3"/>
+      </w:pPr>
+      <w:r>
         <w:t xml:space="preserve">3.1 Card 1 — the no-decision residual. </w:t>
       </w:r>
       <w:r>
         <w:rPr>
           <w:b/>
-          <w:i w:val="0"/>
         </w:rPr>
-        <w:t xml:space="preserve">Take </w:t>
-      </w:r>
+        <w:t>Take [MOO-42](/MOO/issues/MOO-42) §7 item 124. Gate.</w:t>
+      </w:r>
+    </w:p>
+    <w:p>
       <w:r>
         <w:rPr>
           <w:b/>
-          <w:i w:val="0"/>
-          <w:color w:val="1F497D"/>
-        </w:rPr>
-        <w:t>MOO-42</w:t>
-      </w:r>
-      <w:r>
-        <w:rPr>
-          <w:b/>
-          <w:i w:val="0"/>
-        </w:rPr>
-        <w:t xml:space="preserve"> §7 item 124. Gate.</w:t>
-      </w:r>
-    </w:p>
-    <w:p>
-      <w:r>
-        <w:rPr>
-          <w:b/>
-          <w:i w:val="0"/>
         </w:rPr>
         <w:t>Accepted, and the drafter's ranking is right: this is the one addition to take.</w:t>
       </w:r>
       <w:r>
+        <w:t xml:space="preserve"> Edit 2 keys the backstop's only deadline to a </w:t>
+      </w:r>
+      <w:r>
         <w:rPr>
-          <w:b w:val="0"/>
-          <w:i w:val="0"/>
-        </w:rPr>
-        <w:t xml:space="preserve"> Edit 2 keys the backstop's only deadline to a </w:t>
-      </w:r>
-      <w:r>
-        <w:rPr>
-          <w:b w:val="0"/>
           <w:i/>
         </w:rPr>
         <w:t>decision</w:t>
       </w:r>
       <w:r>
-        <w:rPr>
-          <w:b w:val="0"/>
-          <w:i w:val="0"/>
-        </w:rPr>
         <w:t xml:space="preserve">, and no provision of § 51.1-142.4 requires the Board ever to give one. Store revision 59 made that worse, not better: a reconsideration the Board never completes now produces </w:t>
       </w:r>
       <w:r>
         <w:rPr>
           <w:b/>
-          <w:i w:val="0"/>
         </w:rPr>
         <w:t>no case decision at all</w:t>
       </w:r>
       <w:r>
-        <w:rPr>
-          <w:b w:val="0"/>
-          <w:i w:val="0"/>
-        </w:rPr>
         <w:t>, by two express exclusions, and no judicial review.</w:t>
       </w:r>
     </w:p>
@@ -1745,49 +1199,33 @@
       <w:r>
         <w:rPr>
           <w:b/>
-          <w:i w:val="0"/>
         </w:rPr>
         <w:t>Item 124's deemed denial on the 91st day is the cure, for three reasons.</w:t>
       </w:r>
       <w:r>
-        <w:rPr>
-          <w:b w:val="0"/>
-          <w:i w:val="0"/>
-        </w:rPr>
         <w:t xml:space="preserve"> It gives Edit 2's 15 days a guaranteed start without adding a duty to M 2's 90-day sentence; it cannot pull the notice forward of an actual decision, because it only arises where the Board has </w:t>
       </w:r>
       <w:r>
         <w:rPr>
           <w:b/>
-          <w:i w:val="0"/>
         </w:rPr>
         <w:t>not</w:t>
       </w:r>
       <w:r>
-        <w:rPr>
-          <w:b w:val="0"/>
-          <w:i w:val="0"/>
-        </w:rPr>
         <w:t xml:space="preserve"> completed the reconsideration, so cards (g) and (k) stay closed; and it is </w:t>
       </w:r>
       <w:r>
         <w:rPr>
           <w:b/>
-          <w:i w:val="0"/>
         </w:rPr>
         <w:t>already drafted and already recommended</w:t>
       </w:r>
       <w:r>
-        <w:rPr>
-          <w:b w:val="0"/>
-          <w:i w:val="0"/>
-        </w:rPr>
         <w:t xml:space="preserve"> for an independent reason. Pass 18's card C does the same work with a larger footprint. </w:t>
       </w:r>
       <w:r>
         <w:rPr>
           <w:b/>
-          <w:i w:val="0"/>
         </w:rPr>
         <w:t>Card C is the fallback and fires only if item 124 is declined.</w:t>
       </w:r>
@@ -1796,16 +1234,428 @@
       <w:r>
         <w:rPr>
           <w:b/>
-          <w:i w:val="0"/>
         </w:rPr>
         <w:t>This is a gate on application, not a card to carry forward.</w:t>
       </w:r>
       <w:r>
+        <w:t xml:space="preserve"> Edit 2 is a board decision and this residual is a consequence of it; applying Edit 2 while the residual is open puts the start date of the member's only deadline in the Board's gift.</w:t>
+      </w:r>
+    </w:p>
+    <w:p>
+      <w:pPr>
+        <w:pStyle w:val="Heading3"/>
+      </w:pPr>
+      <w:r>
+        <w:t xml:space="preserve">3.2 Card 2 — F-9, D 1's descriptor, four words. </w:t>
+      </w:r>
+      <w:r>
         <w:rPr>
-          <w:b w:val="0"/>
-          <w:i w:val="0"/>
+          <w:b/>
         </w:rPr>
-        <w:t xml:space="preserve"> Edit 2 is a board decision and this residual is a consequence of it; applying Edit 2 while the residual is open puts the start date of the member's only deadline in the Board's gift.</w:t>
+        <w:t>Take it, in [MOO-164](/MOO/issues/MOO-164). Gate.</w:t>
+      </w:r>
+    </w:p>
+    <w:p>
+      <w:r>
+        <w:rPr>
+          <w:b/>
+        </w:rPr>
+        <w:t>Accepted on the merits.</w:t>
+      </w:r>
+      <w:r>
+        <w:t xml:space="preserve"> Edit 2 makes a looser reading of D 1's descriptor available, and a stranded D 1 reference would silently remove the member's extension remedy — the remedy Edit 2 already narrows. Four words to foreclose that is cheap.</w:t>
+      </w:r>
+    </w:p>
+    <w:p>
+      <w:r>
+        <w:rPr>
+          <w:b/>
+        </w:rPr>
+        <w:t>But not in a seventh cut of this patch.</w:t>
+      </w:r>
+      <w:r>
+        <w:t xml:space="preserve"> The base has moved six times and each cut has cost a full re-splice. </w:t>
+      </w:r>
+      <w:r>
+        <w:t>MOO-164</w:t>
+      </w:r>
+      <w:r>
+        <w:t xml:space="preserve"> is the act-versus-notice bundle, it unblocks on this disposition, and it must cut anyway. </w:t>
+      </w:r>
+      <w:r>
+        <w:rPr>
+          <w:b/>
+        </w:rPr>
+        <w:t>F-9 goes there, and application of this patch does not precede MOO-164's cut carrying it.</w:t>
+      </w:r>
+      <w:r>
+        <w:t xml:space="preserve"> One more cut, not two.</w:t>
+      </w:r>
+    </w:p>
+    <w:p>
+      <w:pPr>
+        <w:pStyle w:val="Heading3"/>
+      </w:pPr>
+      <w:r>
+        <w:t xml:space="preserve">3.3 Card 3 — F-5, R-5's period, five words. </w:t>
+      </w:r>
+      <w:r>
+        <w:rPr>
+          <w:b/>
+        </w:rPr>
+        <w:t>Take it, in [MOO-164](/MOO/issues/MOO-164), with card 1 in view.</w:t>
+      </w:r>
+    </w:p>
+    <w:p>
+      <w:r>
+        <w:rPr>
+          <w:b/>
+        </w:rPr>
+        <w:t>Pre-existing and not caused by these edits</w:t>
+      </w:r>
+      <w:r>
+        <w:t xml:space="preserve">, so it is not a gate. It matters because it is the reason card (m)'s first-named fallback gives nothing in the M 2 class: R-5 asks whether the Board acted within the period </w:t>
+      </w:r>
+      <w:r>
+        <w:rPr>
+          <w:i/>
+        </w:rPr>
+        <w:t>"this definition"</w:t>
+      </w:r>
+      <w:r>
+        <w:t xml:space="preserve"> allows, and the definition allows </w:t>
+      </w:r>
+      <w:r>
+        <w:rPr>
+          <w:b/>
+        </w:rPr>
+        <w:t>no period at all</w:t>
+      </w:r>
+      <w:r>
+        <w:t xml:space="preserve"> for an M 2 reconsideration request. </w:t>
+      </w:r>
+      <w:r>
+        <w:rPr>
+          <w:b/>
+        </w:rPr>
+        <w:t>It is decided together with card 1</w:t>
+      </w:r>
+      <w:r>
+        <w:t>, because the two are the same question — what the member has when the Board is slow — and deciding them apart is how a section ends up with two answers.</w:t>
+      </w:r>
+    </w:p>
+    <w:p>
+      <w:pPr>
+        <w:pStyle w:val="Heading3"/>
+      </w:pPr>
+      <w:r>
+        <w:t xml:space="preserve">3.4 Card 4 — F-6, a cap on Edit 3's retention. </w:t>
+      </w:r>
+      <w:r>
+        <w:rPr>
+          <w:b/>
+        </w:rPr>
+        <w:t>Not now, and the reason is a released price.</w:t>
+      </w:r>
+    </w:p>
+    <w:p>
+      <w:r>
+        <w:rPr>
+          <w:b/>
+        </w:rPr>
+        <w:t>This is the only item in the pass whose cost falls on third parties, and it is the item I was most prepared to take. The pricing says do not.</w:t>
+      </w:r>
+      <w:r>
+        <w:t xml:space="preserve"> </w:t>
+      </w:r>
+      <w:r>
+        <w:t>MOO-163</w:t>
+      </w:r>
+      <w:r>
+        <w:t xml:space="preserve"> priced this queue on 12 October:</w:t>
+      </w:r>
+    </w:p>
+    <w:p>
+      <w:pPr>
+        <w:pStyle w:val="ListBullet"/>
+      </w:pPr>
+      <w:r>
+        <w:rPr>
+          <w:b/>
+        </w:rPr>
+        <w:t>At the central estimate there is no money-rationed queue at all.</w:t>
+      </w:r>
+      <w:r>
+        <w:t xml:space="preserve"> D 2's $3,000,000 cap does not bind —</w:t>
+      </w:r>
+    </w:p>
+    <w:p>
+      <w:r>
+        <w:rPr>
+          <w:b/>
+        </w:rPr>
+        <w:t>67.4%</w:t>
+      </w:r>
+      <w:r>
+        <w:t xml:space="preserve"> utilisation — so every election the bill admits is funded whatever the order, and </w:t>
+      </w:r>
+      <w:r>
+        <w:rPr>
+          <w:b/>
+        </w:rPr>
+        <w:t>queue position decides nothing for anyone.</w:t>
+      </w:r>
+    </w:p>
+    <w:p>
+      <w:pPr>
+        <w:pStyle w:val="ListBullet"/>
+      </w:pPr>
+      <w:r>
+        <w:t xml:space="preserve">The appropriation line is </w:t>
+      </w:r>
+      <w:r>
+        <w:rPr>
+          <w:b/>
+        </w:rPr>
+        <w:t>$0 exactly</w:t>
+      </w:r>
+      <w:r>
+        <w:t xml:space="preserve"> under all three readings, as an identity.</w:t>
+      </w:r>
+    </w:p>
+    <w:p>
+      <w:pPr>
+        <w:pStyle w:val="ListBullet"/>
+      </w:pPr>
+      <w:r>
+        <w:t>Order can only matter at high take-up (</w:t>
+      </w:r>
+      <w:r>
+        <w:rPr>
+          <w:b/>
+        </w:rPr>
+        <w:t>112.3%</w:t>
+      </w:r>
+      <w:r>
+        <w:t>), where the bound is **|Δ| &lt; $204,000 over 48 months</w:t>
+      </w:r>
+    </w:p>
+    <w:p>
+      <w:r>
+        <w:t>and it is lapse, not cost</w:t>
+      </w:r>
+      <w:r>
+        <w:rPr>
+          <w:b/>
+        </w:rPr>
+        <w:t xml:space="preserve">, and the displacement is </w:t>
+      </w:r>
+      <w:r>
+        <w:t>0.11–0.14 members mean**.</w:t>
+      </w:r>
+    </w:p>
+    <w:p>
+      <w:pPr>
+        <w:pStyle w:val="ListBullet"/>
+      </w:pPr>
+      <w:r>
+        <w:rPr>
+          <w:b/>
+        </w:rPr>
+        <w:t>D 5 preserves every subsection B standard-cost right</w:t>
+      </w:r>
+      <w:r>
+        <w:t>, so the displaced applicant loses priority, not</w:t>
+      </w:r>
+    </w:p>
+    <w:p>
+      <w:r>
+        <w:t>the purchase.</w:t>
+      </w:r>
+    </w:p>
+    <w:p>
+      <w:r>
+        <w:rPr>
+          <w:b/>
+        </w:rPr>
+        <w:t>So the cap would narrow an edit the board decided in the member's favour to protect a third-party cost that is zero at the central estimate.</w:t>
+      </w:r>
+      <w:r>
+        <w:t xml:space="preserve"> I am not doing that on this record.</w:t>
+      </w:r>
+    </w:p>
+    <w:p>
+      <w:r>
+        <w:rPr>
+          <w:b/>
+        </w:rPr>
+        <w:t>It is not closed. It returns on either of two named triggers:</w:t>
+      </w:r>
+    </w:p>
+    <w:p>
+      <w:pPr>
+        <w:pStyle w:val="ListNumber"/>
+      </w:pPr>
+      <w:r>
+        <w:rPr>
+          <w:b/>
+        </w:rPr>
+        <w:t>The chaining limb, which [MOO-163](/MOO/issues/MOO-163) did not price.</w:t>
+      </w:r>
+      <w:r>
+        <w:t xml:space="preserve"> Pass 18's F-6 is right that</w:t>
+      </w:r>
+    </w:p>
+    <w:p>
+      <w:r>
+        <w:t xml:space="preserve">Edit 3 converts a near-zero retention into a hard 30 days per request carrying </w:t>
+      </w:r>
+      <w:r>
+        <w:rPr>
+          <w:b/>
+        </w:rPr>
+        <w:t>neither</w:t>
+      </w:r>
+      <w:r>
+        <w:t xml:space="preserve"> of the tolling sentence's two limits, and that serial requests about successive placements chain indefinitely. MOO-163 priced one endpoint, not an unbounded chain. </w:t>
+      </w:r>
+      <w:r>
+        <w:rPr>
+          <w:b/>
+        </w:rPr>
+        <w:t>Bounded addendum commissioned.</w:t>
+      </w:r>
+    </w:p>
+    <w:p>
+      <w:pPr>
+        <w:pStyle w:val="ListNumber"/>
+      </w:pPr>
+      <w:r>
+        <w:rPr>
+          <w:b/>
+        </w:rPr>
+        <w:t>The clause (vi) reading at [MOO-49](/MOO/issues/MOO-49).</w:t>
+      </w:r>
+      <w:r>
+        <w:t xml:space="preserve"> MOO-163's own flag: broad gives ~130</w:t>
+      </w:r>
+    </w:p>
+    <w:p>
+      <w:r>
+        <w:t xml:space="preserve">members, </w:t>
+      </w:r>
+      <w:r>
+        <w:rPr>
+          <w:b/>
+        </w:rPr>
+        <w:t>the cap binds in every scenario</w:t>
+      </w:r>
+      <w:r>
+        <w:t xml:space="preserve">, and the queue becomes real. </w:t>
+      </w:r>
+      <w:r>
+        <w:rPr>
+          <w:b/>
+        </w:rPr>
+        <w:t>If MOO-49 lands broad, card 4 and MOO-163 both re-open.</w:t>
+      </w:r>
+      <w:r>
+        <w:t xml:space="preserve"> Recorded here so that does not have to be rediscovered.</w:t>
+      </w:r>
+    </w:p>
+    <w:p>
+      <w:r>
+        <w:rPr>
+          <w:b/>
+        </w:rPr>
+        <w:t>If either trigger fires, the cap text pass 18 drafted is the right text</w:t>
+      </w:r>
+      <w:r>
+        <w:t xml:space="preserve"> — it uses the two numbers already in the subsection rather than inventing any.</w:t>
+      </w:r>
+    </w:p>
+    <w:p>
+      <w:pPr>
+        <w:pStyle w:val="Heading3"/>
+      </w:pPr>
+      <w:r>
+        <w:t xml:space="preserve">3.5 Card 5 — the pricing input. </w:t>
+      </w:r>
+      <w:r>
+        <w:rPr>
+          <w:b/>
+        </w:rPr>
+        <w:t>Routed, bounded.</w:t>
+      </w:r>
+    </w:p>
+    <w:p>
+      <w:r>
+        <w:t>Not a drafting card. It is the same question as card 4's first trigger and goes to Fiscal &amp; Impact Modeler as a bounded addendum to the price they already released, not as a re-run of it.</w:t>
+      </w:r>
+    </w:p>
+    <w:p>
+      <w:pPr>
+        <w:pStyle w:val="Heading3"/>
+      </w:pPr>
+      <w:r>
+        <w:t xml:space="preserve">3.6 Card 6 — D 3's event mismatch. </w:t>
+      </w:r>
+      <w:r>
+        <w:rPr>
+          <w:b/>
+        </w:rPr>
+        <w:t>Not drafted. Research first.</w:t>
+      </w:r>
+    </w:p>
+    <w:p>
+      <w:r>
+        <w:rPr>
+          <w:b/>
+        </w:rPr>
+        <w:t>The drafter's sequencing is accepted in full, and they were right to flag their own low confidence.</w:t>
+      </w:r>
+      <w:r>
+        <w:t xml:space="preserve"> The defect they found is real and is not the one the board asked them to look for: D 3's two halves are keyed to different events, and on the </w:t>
+      </w:r>
+      <w:r>
+        <w:rPr>
+          <w:b/>
+        </w:rPr>
+        <w:t>denial</w:t>
+      </w:r>
+      <w:r>
+        <w:t xml:space="preserve"> route — the DPB Director denies the request, so no confirmation is ever obtained — the paired duty does not fall due late, </w:t>
+      </w:r>
+      <w:r>
+        <w:rPr>
+          <w:b/>
+        </w:rPr>
+        <w:t>it never falls due.</w:t>
+      </w:r>
+      <w:r>
+        <w:t xml:space="preserve"> Store revision 59's new second sentence closes the never-filed route and not that one.</w:t>
+      </w:r>
+    </w:p>
+    <w:p>
+      <w:r>
+        <w:rPr>
+          <w:b/>
+        </w:rPr>
+        <w:t>D 3 is a money provision, it is reached by none of the three edits, and it is not going to be bolted onto a timing patch.</w:t>
+      </w:r>
+      <w:r>
+        <w:t xml:space="preserve"> It goes to Statutory Researcher as a bounded construction question, with the comparative question named, and it is drafted only after that comes back.</w:t>
+      </w:r>
+    </w:p>
+    <w:p>
+      <w:r>
+        <w:rPr>
+          <w:b/>
+        </w:rPr>
+        <w:t>The event-keyed versus period-keyed divergence the board named as the pass-18 target is answered: it is right as it stands.</w:t>
+      </w:r>
+      <w:r>
+        <w:t xml:space="preserve"> Pass 18 tried to break it and could not, and agrees with the drafter. That half of the board's flag closes here.</w:t>
       </w:r>
     </w:p>
     <w:p>
@@ -1813,94 +1663,103 @@
         <w:pStyle w:val="Heading2"/>
       </w:pPr>
       <w:r>
-        <w:rPr>
-          <w:b w:val="0"/>
-          <w:i w:val="0"/>
-        </w:rPr>
-        <w:t xml:space="preserve">3.2 Card 2 — F-9, D 1's descriptor, four words. </w:t>
-      </w:r>
+        <w:t>4. Two corrections the drafter made against themself. Both accepted</w:t>
+      </w:r>
+    </w:p>
+    <w:p>
       <w:r>
         <w:rPr>
           <w:b/>
-          <w:i w:val="0"/>
         </w:rPr>
-        <w:t xml:space="preserve">Take it, in </w:t>
+        <w:t>F-3 — the condition-precedent argument for Edit 2 is withdrawn, and I withdraw it too, because it was mine.</w:t>
+      </w:r>
+      <w:r>
+        <w:t xml:space="preserve"> It came from my disposition of revision 3, not from the drafter. </w:t>
+      </w:r>
+      <w:r>
+        <w:rPr>
+          <w:i/>
+        </w:rPr>
+        <w:t>"[W]here the Board does not do so"</w:t>
+      </w:r>
+      <w:r>
+        <w:t xml:space="preserve"> is a bare negative and is satisfied by default when no decision exists, so it does not anchor the duty in time. </w:t>
       </w:r>
       <w:r>
         <w:rPr>
           <w:b/>
-          <w:i w:val="0"/>
-          <w:color w:val="1F497D"/>
         </w:rPr>
-        <w:t>MOO-164</w:t>
+        <w:t>Edit 2 is a trade and the memo must say so.</w:t>
+      </w:r>
+      <w:r>
+        <w:t xml:space="preserve"> The two substitute grounds hold: the condition is temporally unanchored, and Edit 1's saving sentence already disclaims that notice's due date, so Edit 2 resolves an ambiguity Edit 1 leaves. </w:t>
       </w:r>
       <w:r>
         <w:rPr>
           <w:b/>
-          <w:i w:val="0"/>
         </w:rPr>
-        <w:t>. Gate.</w:t>
+        <w:t>The vocabulary point survives untouched</w:t>
+      </w:r>
+      <w:r>
+        <w:t xml:space="preserve"> — no syllable of Edit 2 is new to the definition, which is the </w:t>
+      </w:r>
+      <w:r>
+        <w:rPr>
+          <w:i/>
+        </w:rPr>
+        <w:t>Hubbard</w:t>
+      </w:r>
+      <w:r>
+        <w:t xml:space="preserve"> / </w:t>
+      </w:r>
+      <w:r>
+        <w:rPr>
+          <w:i/>
+        </w:rPr>
+        <w:t>Forst</w:t>
+      </w:r>
+      <w:r>
+        <w:t xml:space="preserve"> answer.</w:t>
       </w:r>
     </w:p>
     <w:p>
       <w:r>
         <w:rPr>
           <w:b/>
-          <w:i w:val="0"/>
         </w:rPr>
-        <w:t>Accepted on the merits.</w:t>
+        <w:t>Card (l) closes, and the closure is the drafter's figure against their own earlier one.</w:t>
+      </w:r>
+      <w:r>
+        <w:t xml:space="preserve"> Seven cap models, zero sign flips at two requests or three, monotonicity valid for all seven, and pass-17 F-6's 121 identified as an arithmetic slip. The corrected figure is </w:t>
       </w:r>
       <w:r>
         <w:rPr>
-          <w:b w:val="0"/>
-          <w:i w:val="0"/>
+          <w:b/>
         </w:rPr>
-        <w:t xml:space="preserve"> Edit 2 makes a looser reading of D 1's descriptor available, and a stranded D 1 reference would silently remove the member's extension remedy — the remedy Edit 2 already narrows. Four words to foreclose that is cheap.</w:t>
+        <w:t>129 against 128</w:t>
+      </w:r>
+      <w:r>
+        <w:t xml:space="preserve"> — first-action is worse by one day. </w:t>
+      </w:r>
+      <w:r>
+        <w:rPr>
+          <w:b/>
+        </w:rPr>
+        <w:t>The disclosure stands unsoftened</w:t>
+      </w:r>
+      <w:r>
+        <w:t>, which is the outcome I asked for when I sent it to pass 18 as a tie-break rather than a re-litigation.</w:t>
       </w:r>
     </w:p>
     <w:p>
       <w:r>
         <w:rPr>
           <w:b/>
-          <w:i w:val="0"/>
         </w:rPr>
-        <w:t>But not in a seventh cut of this patch.</w:t>
-      </w:r>
-      <w:r>
-        <w:rPr>
-          <w:b w:val="0"/>
-          <w:i w:val="0"/>
-        </w:rPr>
-        <w:t xml:space="preserve"> The base has moved six times and each cut has cost a full re-splice. </w:t>
-      </w:r>
-      <w:r>
-        <w:rPr>
-          <w:b w:val="0"/>
-          <w:i w:val="0"/>
-          <w:color w:val="1F497D"/>
-        </w:rPr>
-        <w:t>MOO-164</w:t>
-      </w:r>
-      <w:r>
-        <w:rPr>
-          <w:b w:val="0"/>
-          <w:i w:val="0"/>
-        </w:rPr>
-        <w:t xml:space="preserve"> is the act-versus-notice bundle, it unblocks on this disposition, and it must cut anyway. </w:t>
-      </w:r>
-      <w:r>
-        <w:rPr>
-          <w:b/>
-          <w:i w:val="0"/>
-        </w:rPr>
-        <w:t>F-9 goes there, and application of this patch does not precede MOO-164's cut carrying it.</w:t>
-      </w:r>
-      <w:r>
-        <w:rPr>
-          <w:b w:val="0"/>
-          <w:i w:val="0"/>
-        </w:rPr>
-        <w:t xml:space="preserve"> One more cut, not two.</w:t>
+        <w:t>Neither correction changes a decision the board took.</w:t>
+      </w:r>
+      <w:r>
+        <w:t xml:space="preserve"> Card (g) was decided on the vocabulary ground and the member-protection disclosure, both of which survive; card (l) was never a decision, it was a number.</w:t>
       </w:r>
     </w:p>
     <w:p>
@@ -1908,91 +1767,219 @@
         <w:pStyle w:val="Heading2"/>
       </w:pPr>
       <w:r>
-        <w:rPr>
-          <w:b w:val="0"/>
-          <w:i w:val="0"/>
-        </w:rPr>
-        <w:t xml:space="preserve">3.3 Card 3 — F-5, R-5's period, five words. </w:t>
-      </w:r>
+        <w:t>5. The memo's risk section — four items, and one question to the board</w:t>
+      </w:r>
+    </w:p>
+    <w:p>
       <w:r>
         <w:rPr>
           <w:b/>
-          <w:i w:val="0"/>
         </w:rPr>
-        <w:t xml:space="preserve">Take it, in </w:t>
-      </w:r>
+        <w:t>Four items, and the Editor needs all four.</w:t>
+      </w:r>
+      <w:r>
+        <w:t xml:space="preserve"> The first three are the drafter's list; the fourth is pass 18's, conditioned by the released price.</w:t>
+      </w:r>
+    </w:p>
+    <w:p>
+      <w:pPr>
+        <w:pStyle w:val="ListNumber"/>
+      </w:pPr>
       <w:r>
         <w:rPr>
           <w:b/>
-          <w:i w:val="0"/>
-          <w:color w:val="1F497D"/>
         </w:rPr>
-        <w:t>MOO-164</w:t>
-      </w:r>
+        <w:t>Edit 2 forecloses the up-to-12-month D 1 extension</w:t>
+      </w:r>
+      <w:r>
+        <w:t xml:space="preserve"> on the first-action reading. The one item that</w:t>
+      </w:r>
+    </w:p>
+    <w:p>
+      <w:r>
+        <w:t>trades against the member, and it must be stated as a trade.</w:t>
+      </w:r>
+    </w:p>
+    <w:p>
+      <w:pPr>
+        <w:pStyle w:val="ListNumber"/>
+      </w:pPr>
       <w:r>
         <w:rPr>
           <w:b/>
-          <w:i w:val="0"/>
         </w:rPr>
-        <w:t>, with card 1 in view.</w:t>
+        <w:t>Edit 2 switches off the decision-keyed floor in the no-decision case.</w:t>
+      </w:r>
+      <w:r>
+        <w:t xml:space="preserve"> This </w:t>
+      </w:r>
+      <w:r>
+        <w:rPr>
+          <w:b/>
+        </w:rPr>
+        <w:t>corrects</w:t>
+      </w:r>
+      <w:r>
+        <w:t xml:space="preserve"> what</w:t>
       </w:r>
     </w:p>
     <w:p>
       <w:r>
+        <w:t>revision 4 said — the floor was named as the member's protection against a slow Board, and Edit 2 can switch it off. Gated by card 1.</w:t>
+      </w:r>
+    </w:p>
+    <w:p>
+      <w:pPr>
+        <w:pStyle w:val="ListNumber"/>
+      </w:pPr>
+      <w:r>
         <w:rPr>
           <w:b/>
-          <w:i w:val="0"/>
         </w:rPr>
-        <w:t>Pre-existing and not caused by these edits</w:t>
-      </w:r>
+        <w:t>Edit 3's net −48 days.</w:t>
+      </w:r>
+      <w:r>
+        <w:t xml:space="preserve"> Edit 1 shortens the retention by 78 days on the ordinary facts and Edit 3</w:t>
+      </w:r>
+    </w:p>
+    <w:p>
+      <w:r>
+        <w:t>gives back 30. The retention ends day 37 against a reconsideration decided day 85.</w:t>
+      </w:r>
+    </w:p>
+    <w:p>
+      <w:pPr>
+        <w:pStyle w:val="ListNumber"/>
+      </w:pPr>
       <w:r>
         <w:rPr>
-          <w:b w:val="0"/>
-          <w:i w:val="0"/>
+          <w:b/>
         </w:rPr>
-        <w:t xml:space="preserve">, so it is not a gate. It matters because it is the reason card (m)'s first-named fallback gives nothing in the M 2 class: R-5 asks whether the Board acted within the period </w:t>
+        <w:t>F-6's third-party limb — with its condition, which is the whole of it.</w:t>
+      </w:r>
+      <w:r>
+        <w:t xml:space="preserve"> Wait-listed D 4 / D 5</w:t>
+      </w:r>
+    </w:p>
+    <w:p>
+      <w:r>
+        <w:t xml:space="preserve">applicants bear any cost, </w:t>
       </w:r>
       <w:r>
         <w:rPr>
-          <w:b w:val="0"/>
+          <w:b/>
+        </w:rPr>
+        <w:t>and at the central estimate that cost is zero because D 2's cap does not bind.</w:t>
+      </w:r>
+      <w:r>
+        <w:t xml:space="preserve"> The sentence must carry the condition; without it the item is misleading in the opposite direction.</w:t>
+      </w:r>
+    </w:p>
+    <w:p>
+      <w:r>
+        <w:rPr>
+          <w:b/>
+        </w:rPr>
+        <w:t>The hold on the three-sentence plain-language summary is lifted.</w:t>
+      </w:r>
+      <w:r>
+        <w:t xml:space="preserve"> Edit 3 stays in the patch, so there is no longer any text a summary might describe and then lose.</w:t>
+      </w:r>
+    </w:p>
+    <w:p>
+      <w:r>
+        <w:rPr>
+          <w:b/>
+        </w:rPr>
+        <w:t>One question for the board, and only one.</w:t>
+      </w:r>
+      <w:r>
+        <w:t xml:space="preserve"> Card (k-ii) at 30 days </w:t>
+      </w:r>
+      <w:r>
+        <w:rPr>
+          <w:b/>
+        </w:rPr>
+        <w:t>cures M 2's self-defeat gap but does not deliver the retention's purpose</w:t>
+      </w:r>
+      <w:r>
+        <w:t xml:space="preserve">: the filing-date priority is gone 48 days before the reconsideration that priority exists to preserve is decided. Two facts now on the record were not available when 30 days was chosen — day 22 is confirmed, and </w:t>
+      </w:r>
+      <w:r>
+        <w:rPr>
+          <w:b/>
+        </w:rPr>
+        <w:t>MOO-163 prices a longer retention at $0 at the central estimate</w:t>
+      </w:r>
+      <w:r>
+        <w:t xml:space="preserve">, because the queue is not money-constrained there. </w:t>
+      </w:r>
+      <w:r>
+        <w:rPr>
+          <w:b/>
+        </w:rPr>
+        <w:t>A longer or decision-keyed retention is close to free and would deliver the purpose.</w:t>
+      </w:r>
+      <w:r>
+        <w:t xml:space="preserve"> That is the board's number to keep or change, not mine to re-decide, and it is asked once.</w:t>
+      </w:r>
+    </w:p>
+    <w:p>
+      <w:r>
+        <w:rPr>
+          <w:b/>
+        </w:rPr>
+        <w:t>The question is live as a card on [MOO-162](/MOO/issues/MOO-162)</w:t>
+      </w:r>
+      <w:r>
+        <w:t xml:space="preserve">, with three costed options and my recommendation — </w:t>
+      </w:r>
+      <w:r>
+        <w:rPr>
+          <w:b/>
+        </w:rPr>
+        <w:t>120 days keyed to the first act</w:t>
+      </w:r>
+      <w:r>
+        <w:t xml:space="preserve">, which covers the ordinary case, keeps the §0.2 call untouched and uses a figure already in the subsection. It is recorded as gate 4 on </w:t>
+      </w:r>
+      <w:r>
+        <w:t>MOO-141</w:t>
+      </w:r>
+      <w:r>
+        <w:t xml:space="preserve"> because it is </w:t>
+      </w:r>
+      <w:r>
+        <w:rPr>
+          <w:b/>
+        </w:rPr>
+        <w:t>the only open gate that can change the text of the patch rather than add to it.</w:t>
+      </w:r>
+      <w:r>
+        <w:t xml:space="preserve"> Keeping 30 days needs no re-cut; lengthening needs one re-cut of Edit 3 and one bounded re-review, and the 120-day option puts card 4's declined cap back on the table as a paired item. </w:t>
+      </w:r>
+      <w:r>
+        <w:rPr>
+          <w:b/>
+        </w:rPr>
+        <w:t>Nothing else in the patch waits on this answer.</w:t>
+      </w:r>
+    </w:p>
+    <w:p>
+      <w:pPr>
+        <w:ind w:left="504"/>
+      </w:pPr>
+      <w:r>
+        <w:rPr>
+          <w:b/>
+        </w:rPr>
+        <w:t>ANSWERED at 14:15 on 12 October 2026: 120 days. See §8.</w:t>
+      </w:r>
+      <w:r>
+        <w:rPr>
           <w:i/>
         </w:rPr>
-        <w:t>"this definition"</w:t>
-      </w:r>
-      <w:r>
-        <w:rPr>
-          <w:b w:val="0"/>
-          <w:i w:val="0"/>
-        </w:rPr>
-        <w:t xml:space="preserve"> allows, and the definition allows </w:t>
-      </w:r>
-      <w:r>
-        <w:rPr>
-          <w:b/>
-          <w:i w:val="0"/>
-        </w:rPr>
-        <w:t>no period at all</w:t>
-      </w:r>
-      <w:r>
-        <w:rPr>
-          <w:b w:val="0"/>
-          <w:i w:val="0"/>
-        </w:rPr>
-        <w:t xml:space="preserve"> for an M 2 reconsideration request. </w:t>
-      </w:r>
-      <w:r>
-        <w:rPr>
-          <w:b/>
-          <w:i w:val="0"/>
-        </w:rPr>
-        <w:t>It is decided together with card 1</w:t>
-      </w:r>
-      <w:r>
-        <w:rPr>
-          <w:b w:val="0"/>
-          <w:i w:val="0"/>
-        </w:rPr>
-        <w:t>, because the two are the same question — what the member has when the Board is slow — and deciding them apart is how a section ends up with two answers.</w:t>
+        <w:t xml:space="preserve"> Risk item 3 below is cured and restated there, risk item 4 gets heavier, and a fifth item is added that is mine.</w:t>
       </w:r>
     </w:p>
     <w:p>
@@ -2000,49 +1987,138 @@
         <w:pStyle w:val="Heading2"/>
       </w:pPr>
       <w:r>
-        <w:rPr>
-          <w:b w:val="0"/>
-          <w:i w:val="0"/>
-        </w:rPr>
-        <w:t xml:space="preserve">3.4 Card 4 — F-6, a cap on Edit 3's retention. </w:t>
-      </w:r>
+        <w:t>6. Three gates between revision 5 and application</w:t>
+      </w:r>
+    </w:p>
+    <w:p>
       <w:r>
         <w:rPr>
           <w:b/>
-          <w:i w:val="0"/>
         </w:rPr>
-        <w:t>Not now, and the reason is a released price.</w:t>
+        <w:t>Nothing in this disposition authorises application.</w:t>
+      </w:r>
+      <w:r>
+        <w:t xml:space="preserve"> Application has been a separate step at every revision and stays one.</w:t>
       </w:r>
     </w:p>
     <w:p>
+      <w:pPr>
+        <w:ind w:left="504"/>
+      </w:pPr>
       <w:r>
         <w:rPr>
           <w:b/>
-          <w:i w:val="0"/>
         </w:rPr>
-        <w:t>This is the only item in the pass whose cost falls on third parties, and it is the item I was most prepared to take. The pricing says do not.</w:t>
+        <w:t>There are now four. §8.4 adds the fourth</w:t>
       </w:r>
       <w:r>
         <w:rPr>
-          <w:b w:val="0"/>
-          <w:i w:val="0"/>
+          <w:i/>
         </w:rPr>
-        <w:t xml:space="preserve"> </w:t>
-      </w:r>
+        <w:t xml:space="preserve"> — revision 6 cut and one bounded re-review — and the three below are unchanged.</w:t>
+      </w:r>
+    </w:p>
+    <w:p>
+      <w:pPr>
+        <w:pStyle w:val="ListNumber"/>
+      </w:pPr>
       <w:r>
         <w:rPr>
-          <w:b w:val="0"/>
-          <w:i w:val="0"/>
-          <w:color w:val="1F497D"/>
+          <w:b/>
         </w:rPr>
+        <w:t>[MOO-164](/MOO/issues/MOO-164)'s cut carries F-9</w:t>
+      </w:r>
+      <w:r>
+        <w:t xml:space="preserve"> (card 2), so Edit 2 does not ship with the looser</w:t>
+      </w:r>
+    </w:p>
+    <w:p>
+      <w:r>
+        <w:t>D 1 descriptor.</w:t>
+      </w:r>
+    </w:p>
+    <w:p>
+      <w:pPr>
+        <w:pStyle w:val="ListNumber"/>
+      </w:pPr>
+      <w:r>
+        <w:rPr>
+          <w:b/>
+        </w:rPr>
+        <w:t>The no-decision residual is cured</w:t>
+      </w:r>
+      <w:r>
+        <w:t xml:space="preserve"> — </w:t>
+      </w:r>
+      <w:r>
+        <w:t>MOO-42</w:t>
+      </w:r>
+      <w:r>
+        <w:t xml:space="preserve"> §7 item 124, or pass 18's card C if</w:t>
+      </w:r>
+    </w:p>
+    <w:p>
+      <w:r>
+        <w:t>item 124 is declined.</w:t>
+      </w:r>
+    </w:p>
+    <w:p>
+      <w:pPr>
+        <w:pStyle w:val="ListNumber"/>
+      </w:pPr>
+      <w:r>
+        <w:rPr>
+          <w:b/>
+        </w:rPr>
+        <w:t>Whoever applies this re-verifies against the base as it stands at that moment</w:t>
+      </w:r>
+      <w:r>
+        <w:t xml:space="preserve"> — all three anchors,</w:t>
+      </w:r>
+    </w:p>
+    <w:p>
+      <w:r>
+        <w:t xml:space="preserve">every §3 reproduction, every §4 count and every §8.2 invariant. </w:t>
+      </w:r>
+      <w:r>
+        <w:rPr>
+          <w:b/>
+        </w:rPr>
+        <w:t>Not against store revision 60.</w:t>
+      </w:r>
+      <w:r>
+        <w:t xml:space="preserve"> The base moved six times during drafting, twice inside provisions this patch reaches, and once under a reviewer while they were reviewing. Four of six cuts found stale reproductions behind anchors that still resolved.</w:t>
+      </w:r>
+    </w:p>
+    <w:p>
+      <w:r>
+        <w:rPr>
+          <w:b/>
+        </w:rPr>
+        <w:t>The pricing gate is clear</w:t>
+      </w:r>
+      <w:r>
+        <w:t xml:space="preserve">, on </w:t>
+      </w:r>
+      <w:r>
         <w:t>MOO-163</w:t>
       </w:r>
       <w:r>
+        <w:t xml:space="preserve">, on the authorised narrow clause (vi) basis. </w:t>
+      </w:r>
+      <w:r>
         <w:rPr>
-          <w:b w:val="0"/>
-          <w:i w:val="0"/>
+          <w:b/>
         </w:rPr>
-        <w:t xml:space="preserve"> priced this queue on 12 October:</w:t>
+        <w:t>It re-opens if [MOO-49](/MOO/issues/MOO-49) lands broad.</w:t>
+      </w:r>
+    </w:p>
+    <w:p>
+      <w:pPr>
+        <w:pStyle w:val="Heading2"/>
+      </w:pPr>
+      <w:r>
+        <w:t>7. Record items</w:t>
       </w:r>
     </w:p>
     <w:p>
@@ -2052,37 +2128,55 @@
       <w:r>
         <w:rPr>
           <w:b/>
-          <w:i w:val="0"/>
         </w:rPr>
-        <w:t>At the central estimate there is no money-rationed queue at all.</w:t>
+        <w:t>The pass numbers collide and I am leaving them.</w:t>
+      </w:r>
+      <w:r>
+        <w:t xml:space="preserve"> </w:t>
+      </w:r>
+      <w:r>
+        <w:t>MOO-156</w:t>
+      </w:r>
+      <w:r>
+        <w:t xml:space="preserve"> is </w:t>
       </w:r>
       <w:r>
         <w:rPr>
-          <w:b w:val="0"/>
-          <w:i w:val="0"/>
+          <w:i/>
         </w:rPr>
-        <w:t xml:space="preserve"> D 2's $3,000,000 cap does not bind — </w:t>
+        <w:t>"pass 18"</w:t>
+      </w:r>
+      <w:r>
+        <w:t xml:space="preserve"> in the</w:t>
+      </w:r>
+    </w:p>
+    <w:p>
+      <w:r>
+        <w:t xml:space="preserve">bill-text lineage; </w:t>
+      </w:r>
+      <w:r>
+        <w:t>MOO-166</w:t>
+      </w:r>
+      <w:r>
+        <w:t xml:space="preserve"> is </w:t>
+      </w:r>
+      <w:r>
+        <w:rPr>
+          <w:i/>
+        </w:rPr>
+        <w:t>"pass 18 on the MOO-141 patch"</w:t>
+      </w:r>
+      <w:r>
+        <w:t xml:space="preserve">. The two series have shared numbers before. </w:t>
       </w:r>
       <w:r>
         <w:rPr>
           <w:b/>
-          <w:i w:val="0"/>
         </w:rPr>
-        <w:t>67.4%</w:t>
-      </w:r>
-      <w:r>
-        <w:rPr>
-          <w:b w:val="0"/>
-          <w:i w:val="0"/>
-        </w:rPr>
-        <w:t xml:space="preserve"> utilisation — so every election the bill admits is funded whatever the order, and </w:t>
-      </w:r>
-      <w:r>
-        <w:rPr>
-          <w:b/>
-          <w:i w:val="0"/>
-        </w:rPr>
-        <w:t>queue position decides nothing for anyone.</w:t>
+        <w:t>The convention from here: the patch series is always named with its patch, and the bill-text series is never qualified.</w:t>
+      </w:r>
+      <w:r>
+        <w:t xml:space="preserve"> Renumbering a closed series would break more citations than it fixes.</w:t>
       </w:r>
     </w:p>
     <w:p>
@@ -2091,24 +2185,17 @@
       </w:pPr>
       <w:r>
         <w:rPr>
-          <w:b w:val="0"/>
-          <w:i w:val="0"/>
+          <w:b/>
         </w:rPr>
-        <w:t xml:space="preserve">The appropriation line is </w:t>
-      </w:r>
-      <w:r>
-        <w:rPr>
-          <w:b/>
-          <w:i w:val="0"/>
-        </w:rPr>
-        <w:t>$0 exactly</w:t>
-      </w:r>
-      <w:r>
-        <w:rPr>
-          <w:b w:val="0"/>
-          <w:i w:val="0"/>
-        </w:rPr>
-        <w:t xml:space="preserve"> under all three readings, as an identity.</w:t>
+        <w:t>The wait-listed applicant is not absent from the stakeholder map — the *pathway* is.</w:t>
+      </w:r>
+    </w:p>
+    <w:p>
+      <w:r>
+        <w:t>MOO-125</w:t>
+      </w:r>
+      <w:r>
+        <w:t xml:space="preserve"> already maps the subdivision D 5 waiting-list applicant as a cost-bearer, on the zero-credit election route. Pass 18 could not have known that. What is new is Edit 3's retention as a second route onto the same party, and that is a bounded addendum, not a new group.</w:t>
       </w:r>
     </w:p>
     <w:p>
@@ -2117,52 +2204,23 @@
       </w:pPr>
       <w:r>
         <w:rPr>
-          <w:b w:val="0"/>
-          <w:i w:val="0"/>
+          <w:b/>
         </w:rPr>
-        <w:t>Order can only matter at high take-up (</w:t>
+        <w:t>[MOO-164](/MOO/issues/MOO-164)'s blocker on this issue is cleared directly, not by closing this one.</w:t>
+      </w:r>
+    </w:p>
+    <w:p>
+      <w:r>
+        <w:t xml:space="preserve">It was blocked on MOO-162 by design, so that four of its six cards could move if pass 18 moved. Pass 18 has reported and this disposition answers them, so the condition is spent — but the board's question on Edit 3's figure keeps this issue open, and </w:t>
       </w:r>
       <w:r>
         <w:rPr>
           <w:b/>
-          <w:i w:val="0"/>
         </w:rPr>
-        <w:t>112.3%</w:t>
-      </w:r>
-      <w:r>
-        <w:rPr>
-          <w:b w:val="0"/>
-          <w:i w:val="0"/>
-        </w:rPr>
-        <w:t xml:space="preserve">), where the bound is </w:t>
-      </w:r>
-      <w:r>
-        <w:rPr>
-          <w:b/>
-          <w:i w:val="0"/>
-        </w:rPr>
-        <w:t>|Δ| &lt; $204,000 over 48 months and it is lapse, not cost</w:t>
-      </w:r>
-      <w:r>
-        <w:rPr>
-          <w:b w:val="0"/>
-          <w:i w:val="0"/>
-        </w:rPr>
-        <w:t xml:space="preserve">, and the displacement is </w:t>
-      </w:r>
-      <w:r>
-        <w:rPr>
-          <w:b/>
-          <w:i w:val="0"/>
-        </w:rPr>
-        <w:t>0.11–0.14 members mean</w:t>
-      </w:r>
-      <w:r>
-        <w:rPr>
-          <w:b w:val="0"/>
-          <w:i w:val="0"/>
-        </w:rPr>
-        <w:t>.</w:t>
+        <w:t>the act-versus-notice drafting must not wait on a question about a number.</w:t>
+      </w:r>
+      <w:r>
+        <w:t xml:space="preserve"> The two are independent: nothing in MOO-164's six cards turns on whether Edit 3 says 30 days or 120.</w:t>
       </w:r>
     </w:p>
     <w:p>
@@ -2172,174 +2230,22 @@
       <w:r>
         <w:rPr>
           <w:b/>
-          <w:i w:val="0"/>
         </w:rPr>
-        <w:t>D 5 preserves every subsection B standard-cost right</w:t>
-      </w:r>
-      <w:r>
-        <w:rPr>
-          <w:b w:val="0"/>
-          <w:i w:val="0"/>
-        </w:rPr>
-        <w:t>, so the displaced applicant loses priority, not the purchase.</w:t>
+        <w:t>Six bases, one anchor discipline, and the drafter's own warning fired four times.</w:t>
+      </w:r>
+      <w:r>
+        <w:t xml:space="preserve"> §8.4's warning —</w:t>
       </w:r>
     </w:p>
     <w:p>
       <w:r>
         <w:rPr>
-          <w:b/>
-          <w:i w:val="0"/>
+          <w:i/>
         </w:rPr>
-        <w:t>So the cap would narrow an edit the board decided in the member's favour to protect a third-party cost that is zero at the central estimate.</w:t>
-      </w:r>
-      <w:r>
-        <w:rPr>
-          <w:b w:val="0"/>
-          <w:i w:val="0"/>
-        </w:rPr>
-        <w:t xml:space="preserve"> I am not doing that on this record.</w:t>
-      </w:r>
-    </w:p>
-    <w:p>
-      <w:r>
-        <w:rPr>
-          <w:b/>
-          <w:i w:val="0"/>
-        </w:rPr>
-        <w:t>It is not closed. It returns on either of two named triggers:</w:t>
-      </w:r>
-    </w:p>
-    <w:p>
-      <w:pPr>
-        <w:pStyle w:val="ListNumber"/>
-      </w:pPr>
-      <w:r>
-        <w:rPr>
-          <w:b/>
-          <w:i w:val="0"/>
-        </w:rPr>
-        <w:t xml:space="preserve">The chaining limb, which </w:t>
-      </w:r>
-      <w:r>
-        <w:rPr>
-          <w:b/>
-          <w:i w:val="0"/>
-          <w:color w:val="1F497D"/>
-        </w:rPr>
-        <w:t>MOO-163</w:t>
-      </w:r>
-      <w:r>
-        <w:rPr>
-          <w:b/>
-          <w:i w:val="0"/>
-        </w:rPr>
-        <w:t xml:space="preserve"> did not price.</w:t>
-      </w:r>
-      <w:r>
-        <w:rPr>
-          <w:b w:val="0"/>
-          <w:i w:val="0"/>
-        </w:rPr>
-        <w:t xml:space="preserve"> Pass 18's F-6 is right that Edit 3 converts a near-zero retention into a hard 30 days per request carrying </w:t>
-      </w:r>
-      <w:r>
-        <w:rPr>
-          <w:b/>
-          <w:i w:val="0"/>
-        </w:rPr>
-        <w:t>neither</w:t>
-      </w:r>
-      <w:r>
-        <w:rPr>
-          <w:b w:val="0"/>
-          <w:i w:val="0"/>
-        </w:rPr>
-        <w:t xml:space="preserve"> of the tolling sentence's two limits, and that serial requests about successive placements chain indefinitely. MOO-163 priced one endpoint, not an unbounded chain. </w:t>
-      </w:r>
-      <w:r>
-        <w:rPr>
-          <w:b/>
-          <w:i w:val="0"/>
-        </w:rPr>
-        <w:t>Bounded addendum commissioned.</w:t>
-      </w:r>
-    </w:p>
-    <w:p>
-      <w:pPr>
-        <w:pStyle w:val="ListNumber"/>
-      </w:pPr>
-      <w:r>
-        <w:rPr>
-          <w:b/>
-          <w:i w:val="0"/>
-        </w:rPr>
-        <w:t xml:space="preserve">The clause (vi) reading at </w:t>
-      </w:r>
-      <w:r>
-        <w:rPr>
-          <w:b/>
-          <w:i w:val="0"/>
-          <w:color w:val="1F497D"/>
-        </w:rPr>
-        <w:t>MOO-49</w:t>
-      </w:r>
-      <w:r>
-        <w:rPr>
-          <w:b/>
-          <w:i w:val="0"/>
-        </w:rPr>
-        <w:t>.</w:t>
-      </w:r>
-      <w:r>
-        <w:rPr>
-          <w:b w:val="0"/>
-          <w:i w:val="0"/>
-        </w:rPr>
-        <w:t xml:space="preserve"> MOO-163's own flag: broad gives ~130 members, </w:t>
-      </w:r>
-      <w:r>
-        <w:rPr>
-          <w:b/>
-          <w:i w:val="0"/>
-        </w:rPr>
-        <w:t>the cap binds in every scenario</w:t>
-      </w:r>
-      <w:r>
-        <w:rPr>
-          <w:b w:val="0"/>
-          <w:i w:val="0"/>
-        </w:rPr>
-        <w:t xml:space="preserve">, and the queue becomes real. </w:t>
-      </w:r>
-      <w:r>
-        <w:rPr>
-          <w:b/>
-          <w:i w:val="0"/>
-        </w:rPr>
-        <w:t>If MOO-49 lands broad, card 4 and MOO-163 both re-open.</w:t>
-      </w:r>
-      <w:r>
-        <w:rPr>
-          <w:b w:val="0"/>
-          <w:i w:val="0"/>
-        </w:rPr>
-        <w:t xml:space="preserve"> Recorded here so that does not have to be rediscovered.</w:t>
-      </w:r>
-    </w:p>
-    <w:p>
-      <w:r>
-        <w:rPr>
-          <w:b/>
-          <w:i w:val="0"/>
-        </w:rPr>
-        <w:t>If either trigger fires, the cap text pass 18 drafted is the right text</w:t>
-      </w:r>
-      <w:r>
-        <w:rPr>
-          <w:b w:val="0"/>
-          <w:i w:val="0"/>
-        </w:rPr>
-        <w:t xml:space="preserve"> — it uses the two numbers already in the subsection rather than inventing any.</w:t>
+        <w:t>"an anchor that still resolves is not evidence the reproductions are current"</w:t>
+      </w:r>
+      <w:r>
+        <w:t xml:space="preserve"> — is now the operating rule for this patch and it is gate 3.</w:t>
       </w:r>
     </w:p>
     <w:p>
@@ -2347,1029 +2253,666 @@
         <w:pStyle w:val="Heading2"/>
       </w:pPr>
       <w:r>
-        <w:rPr>
-          <w:b w:val="0"/>
-          <w:i w:val="0"/>
-        </w:rPr>
-        <w:t xml:space="preserve">3.5 Card 5 — the pricing input. </w:t>
+        <w:t xml:space="preserve">8. Addendum — the board answered §5's question: </w:t>
       </w:r>
       <w:r>
         <w:rPr>
           <w:b/>
-          <w:i w:val="0"/>
         </w:rPr>
-        <w:t>Routed, bounded.</w:t>
+        <w:t>120 days</w:t>
       </w:r>
     </w:p>
     <w:p>
       <w:r>
         <w:rPr>
-          <w:b w:val="0"/>
-          <w:i w:val="0"/>
+          <w:b/>
         </w:rPr>
-        <w:t>Not a drafting card. It is the same question as card 4's first trigger and goes to Fiscal &amp; Impact Modeler as a bounded addendum to the price they already released, not as a re-run of it.</w:t>
+        <w:t>Authenticated answer, 12 October 2026 at 14:15, on the question card bound to revision 5: option *"lengthen to 120 days after the Board acts upon the request."</w:t>
+      </w:r>
+      <w:r>
+        <w:rPr>
+          <w:i/>
+        </w:rPr>
+        <w:t xml:space="preserve"> That was my recommendation of the three costed options, and it is now the decision. </w:t>
+      </w:r>
+      <w:r>
+        <w:rPr>
+          <w:i/>
+        </w:rPr>
+        <w:t>It governs over §5's question and over §6's count of three gates. Nothing else in this disposition moves:</w:t>
+      </w:r>
+      <w:r>
+        <w:t>* §0.3 stands, Edit 1 stands as revised on F-1, F-7 and F-8, Edit 2 stands unchanged, and all six cards stay as disposed at §3.</w:t>
       </w:r>
     </w:p>
     <w:p>
       <w:pPr>
-        <w:pStyle w:val="Heading2"/>
+        <w:pStyle w:val="Heading3"/>
       </w:pPr>
       <w:r>
+        <w:t>8.1 The change, and what it buys</w:t>
+      </w:r>
+    </w:p>
+    <w:p>
+      <w:r>
+        <w:t xml:space="preserve">Edit 3's READ text becomes </w:t>
+      </w:r>
+      <w:r>
         <w:rPr>
-          <w:b w:val="0"/>
-          <w:i w:val="0"/>
+          <w:i/>
         </w:rPr>
-        <w:t xml:space="preserve">3.6 Card 6 — D 3's event mismatch. </w:t>
+        <w:t xml:space="preserve">"retains its filing date for the purposes of subdivisions D 4 and D 5 until </w:t>
+      </w:r>
+      <w:r>
+        <w:rPr>
+          <w:i/>
+        </w:rPr>
+        <w:t>120 days</w:t>
+      </w:r>
+      <w:r>
+        <w:rPr>
+          <w:i/>
+        </w:rPr>
+        <w:t xml:space="preserve"> after the Board acts upon the request."</w:t>
+      </w:r>
+      <w:r>
+        <w:t xml:space="preserve"> </w:t>
       </w:r>
       <w:r>
         <w:rPr>
           <w:b/>
-          <w:i w:val="0"/>
         </w:rPr>
-        <w:t>Not drafted. Research first.</w:t>
+        <w:t>One character more than revision 5's Edit 3 — +15, not +14 — and the patch becomes +698.</w:t>
+      </w:r>
+      <w:r>
+        <w:t xml:space="preserve"> The drafter re-verifies both figures; neither is taken from me.</w:t>
       </w:r>
     </w:p>
     <w:p>
       <w:r>
         <w:rPr>
           <w:b/>
-          <w:i w:val="0"/>
         </w:rPr>
-        <w:t>The drafter's sequencing is accepted in full, and they were right to flag their own low confidence.</w:t>
-      </w:r>
-      <w:r>
-        <w:rPr>
-          <w:b w:val="0"/>
-          <w:i w:val="0"/>
-        </w:rPr>
-        <w:t xml:space="preserve"> The defect they found is real and is not the one the board asked them to look for: D 3's two halves are keyed to different events, and on the </w:t>
+        <w:t>On the ordinary facts the retention now ends day 127 against a reconsideration decided day 85.</w:t>
+      </w:r>
+      <w:r>
+        <w:t xml:space="preserve"> It covers the decision with </w:t>
       </w:r>
       <w:r>
         <w:rPr>
           <w:b/>
-          <w:i w:val="0"/>
         </w:rPr>
-        <w:t>denial</w:t>
-      </w:r>
-      <w:r>
-        <w:rPr>
-          <w:b w:val="0"/>
-          <w:i w:val="0"/>
-        </w:rPr>
-        <w:t xml:space="preserve"> route — the DPB Director denies the request, so no confirmation is ever obtained — the paired duty does not fall due late, </w:t>
+        <w:t>42 days to spare</w:t>
+      </w:r>
+      <w:r>
+        <w:t xml:space="preserve">, where 30 days expired </w:t>
       </w:r>
       <w:r>
         <w:rPr>
           <w:b/>
-          <w:i w:val="0"/>
         </w:rPr>
-        <w:t>it never falls due.</w:t>
-      </w:r>
-      <w:r>
-        <w:rPr>
-          <w:b w:val="0"/>
-          <w:i w:val="0"/>
-        </w:rPr>
-        <w:t xml:space="preserve"> Store revision 59's new second sentence closes the never-filed route and not that one.</w:t>
-      </w:r>
-    </w:p>
-    <w:p>
+        <w:t>48 days short</w:t>
+      </w:r>
+      <w:r>
+        <w:t xml:space="preserve">. The purpose of the retention is delivered, and </w:t>
+      </w:r>
+      <w:r>
+        <w:t>MOO-163</w:t>
+      </w:r>
+      <w:r>
+        <w:t xml:space="preserve"> prices that at </w:t>
+      </w:r>
       <w:r>
         <w:rPr>
           <w:b/>
-          <w:i w:val="0"/>
         </w:rPr>
-        <w:t>D 3 is a money provision, it is reached by none of the three edits, and it is not going to be bolted onto a timing patch.</w:t>
-      </w:r>
-      <w:r>
-        <w:rPr>
-          <w:b w:val="0"/>
-          <w:i w:val="0"/>
-        </w:rPr>
-        <w:t xml:space="preserve"> It goes to Statutory Researcher as a bounded construction question, with the comparative question named, and it is drafted only after that comes back.</w:t>
-      </w:r>
-    </w:p>
-    <w:p>
-      <w:r>
-        <w:rPr>
-          <w:b/>
-          <w:i w:val="0"/>
-        </w:rPr>
-        <w:t>The event-keyed versus period-keyed divergence the board named as the pass-18 target is answered: it is right as it stands.</w:t>
-      </w:r>
-      <w:r>
-        <w:rPr>
-          <w:b w:val="0"/>
-          <w:i w:val="0"/>
-        </w:rPr>
-        <w:t xml:space="preserve"> Pass 18 tried to break it and could not, and agrees with the drafter. That half of the board's flag closes here.</w:t>
+        <w:t>$0 at the central estimate</w:t>
+      </w:r>
+      <w:r>
+        <w:t>, because D 2's $3,000,000 cap does not bind at 67.4% utilisation.</w:t>
       </w:r>
     </w:p>
     <w:p>
       <w:pPr>
-        <w:jc w:val="left"/>
+        <w:pStyle w:val="Heading3"/>
       </w:pPr>
       <w:r>
+        <w:t>8.2 What it breaks, and this is mine to disclose</w:t>
+      </w:r>
+    </w:p>
+    <w:p>
+      <w:r>
         <w:rPr>
-          <w:color w:val="BBBBBB"/>
+          <w:b/>
         </w:rPr>
-        <w:t>______________________________________________________________________________________</w:t>
+        <w:t>At 30 days, Edit 3's retention was word-identical to M 2's tolling endpoint.</w:t>
+      </w:r>
+      <w:r>
+        <w:t xml:space="preserve"> Revision 5 §1.3 records that </w:t>
+      </w:r>
+      <w:r>
+        <w:rPr>
+          <w:i/>
+        </w:rPr>
+        <w:t>"30 days after the Board acts upon the request"</w:t>
+      </w:r>
+      <w:r>
+        <w:t xml:space="preserve"> then appeared twice in M 2 and nowhere else in the bill, and that pass 18 tested the identity and endorsed it: </w:t>
+      </w:r>
+      <w:r>
+        <w:rPr>
+          <w:i/>
+        </w:rPr>
+        <w:t>"under Forst the identity is what secures the same meaning for both."</w:t>
+      </w:r>
+    </w:p>
+    <w:p>
+      <w:r>
+        <w:rPr>
+          <w:b/>
+        </w:rPr>
+        <w:t>At 120 days the identity is gone.</w:t>
+      </w:r>
+      <w:r>
+        <w:t xml:space="preserve"> The retention outlives the tolling by 90 days, and there is a new </w:t>
+      </w:r>
+      <w:r>
+        <w:rPr>
+          <w:b/>
+        </w:rPr>
+        <w:t>day 37 to day 127 window</w:t>
+      </w:r>
+      <w:r>
+        <w:t xml:space="preserve"> in which the application keeps its D 4 / D 5 filing date while the clock is no longer tolled.</w:t>
+      </w:r>
+    </w:p>
+    <w:p>
+      <w:r>
+        <w:rPr>
+          <w:b/>
+        </w:rPr>
+        <w:t>My recommendation's *"uses a figure already in the subsection"* pointed at the cap clause's 120-day aggregate, not at the 30-day endpoint, and I did not put the broken identity in front of the board.</w:t>
+      </w:r>
+      <w:r>
+        <w:t xml:space="preserve"> It is disclosed here and it is the first item in the drafter's note at </w:t>
+      </w:r>
+      <w:r>
+        <w:t>MOO-176</w:t>
+      </w:r>
+      <w:r>
+        <w:t xml:space="preserve"> §2, which asks for the divergence to be stated as deliberate, for the day 37 to day 127 window to be priced, and for what carries Edit 3 now that the </w:t>
+      </w:r>
+      <w:r>
+        <w:rPr>
+          <w:i/>
+        </w:rPr>
+        <w:t>Forst</w:t>
+      </w:r>
+      <w:r>
+        <w:t xml:space="preserve"> identity does not. </w:t>
+      </w:r>
+      <w:r>
+        <w:rPr>
+          <w:b/>
+        </w:rPr>
+        <w:t>It does not reopen the figure.</w:t>
+      </w:r>
+      <w:r>
+        <w:t xml:space="preserve"> If the divergence proves to be a defect rather than a choice, it returns to the board </w:t>
+      </w:r>
+      <w:r>
+        <w:rPr>
+          <w:b/>
+        </w:rPr>
+        <w:t>as a card with options</w:t>
+      </w:r>
+      <w:r>
+        <w:t>, not as a drafter's or my own re-decision.</w:t>
       </w:r>
     </w:p>
     <w:p>
       <w:pPr>
-        <w:pStyle w:val="Heading1"/>
+        <w:pStyle w:val="Heading3"/>
       </w:pPr>
       <w:r>
-        <w:rPr>
-          <w:b w:val="0"/>
-          <w:i w:val="0"/>
-        </w:rPr>
-        <w:t>4. Two corrections the drafter made against themself. Both accepted</w:t>
+        <w:t>8.3 Card 4 — F-6's cap is now a paired item, and still declined</w:t>
       </w:r>
     </w:p>
     <w:p>
       <w:r>
         <w:rPr>
           <w:b/>
-          <w:i w:val="0"/>
         </w:rPr>
-        <w:t>F-3 — the condition-precedent argument for Edit 2 is withdrawn, and I withdraw it too, because it was mine.</w:t>
+        <w:t>The board's figure widened the one limb in the pass whose cost falls on third parties</w:t>
+      </w:r>
+      <w:r>
+        <w:t xml:space="preserve">, so the cap at §3.4 moves from declined-and-dormant to declined-and-paired. </w:t>
       </w:r>
       <w:r>
         <w:rPr>
-          <w:b w:val="0"/>
-          <w:i w:val="0"/>
+          <w:b/>
         </w:rPr>
-        <w:t xml:space="preserve"> It came from my disposition of revision 3, not from the drafter. </w:t>
+        <w:t>The decision is mine and I take it when [MOO-170](/MOO/issues/MOO-170)'s chaining answer lands</w:t>
+      </w:r>
+      <w:r>
+        <w:t xml:space="preserve"> — trigger 1 of the two named at §3.4, unchanged. Trigger 2 is unchanged too: </w:t>
       </w:r>
       <w:r>
         <w:rPr>
-          <w:b w:val="0"/>
+          <w:b/>
+        </w:rPr>
+        <w:t>[MOO-49](/MOO/issues/MOO-49) landing broad re-opens the cap and MOO-163 together.</w:t>
+      </w:r>
+    </w:p>
+    <w:p>
+      <w:r>
+        <w:rPr>
+          <w:b/>
+        </w:rPr>
+        <w:t>One new drafting fact the cap now has to answer.</w:t>
+      </w:r>
+      <w:r>
+        <w:t xml:space="preserve"> Pass 18's clause (ii) is a </w:t>
+      </w:r>
+      <w:r>
+        <w:rPr>
+          <w:b/>
+        </w:rPr>
+        <w:t>120-day aggregate</w:t>
+      </w:r>
+      <w:r>
+        <w:t xml:space="preserve">. At 30 days per request, four requests exhausted it. </w:t>
+      </w:r>
+      <w:r>
+        <w:rPr>
+          <w:b/>
+        </w:rPr>
+        <w:t>At 120 days per request the first request exhausts it alone</w:t>
+      </w:r>
+      <w:r>
+        <w:t xml:space="preserve">, so on its face clause (ii) does everything clause (i) does and clause (i) becomes surplusage — or the aggregate is measured over a period that includes pendency, in which case clause (ii) cuts into the 120 days the board has just granted. </w:t>
+      </w:r>
+      <w:r>
+        <w:rPr>
+          <w:b/>
+        </w:rPr>
+        <w:t>The drafter answers that on the text and holds the cap as candidate text in §9. It is not drafted into the operative text.</w:t>
+      </w:r>
+      <w:r>
+        <w:t xml:space="preserve"> MOO-170 has been asked to say whether any chain is material in the </w:t>
+      </w:r>
+      <w:r>
+        <w:rPr>
           <w:i/>
         </w:rPr>
-        <w:t>"[W]here the Board does not do so"</w:t>
+        <w:t>number of requests</w:t>
+      </w:r>
+      <w:r>
+        <w:t xml:space="preserve"> or in the </w:t>
       </w:r>
       <w:r>
         <w:rPr>
-          <w:b w:val="0"/>
-          <w:i w:val="0"/>
-        </w:rPr>
-        <w:t xml:space="preserve"> is a bare negative and is satisfied by default when no decision exists, so it does not anchor the duty in time. </w:t>
-      </w:r>
-      <w:r>
-        <w:rPr>
-          <w:b/>
-          <w:i w:val="0"/>
-        </w:rPr>
-        <w:t>Edit 2 is a trade and the memo must say so.</w:t>
-      </w:r>
-      <w:r>
-        <w:rPr>
-          <w:b w:val="0"/>
-          <w:i w:val="0"/>
-        </w:rPr>
-        <w:t xml:space="preserve"> The two substitute grounds hold: the condition is temporally unanchored, and Edit 1's saving sentence already disclaims that notice's due date, so Edit 2 resolves an ambiguity Edit 1 leaves. </w:t>
-      </w:r>
-      <w:r>
-        <w:rPr>
-          <w:b/>
-          <w:i w:val="0"/>
-        </w:rPr>
-        <w:t>The vocabulary point survives untouched</w:t>
-      </w:r>
-      <w:r>
-        <w:rPr>
-          <w:b w:val="0"/>
-          <w:i w:val="0"/>
-        </w:rPr>
-        <w:t xml:space="preserve"> — no syllable of Edit 2 is new to the definition, which is the </w:t>
-      </w:r>
-      <w:r>
-        <w:rPr>
-          <w:b w:val="0"/>
           <w:i/>
         </w:rPr>
-        <w:t>Hubbard</w:t>
-      </w:r>
-      <w:r>
-        <w:rPr>
-          <w:b w:val="0"/>
-          <w:i w:val="0"/>
-        </w:rPr>
-        <w:t xml:space="preserve"> / </w:t>
-      </w:r>
-      <w:r>
-        <w:rPr>
-          <w:b w:val="0"/>
-          <w:i/>
-        </w:rPr>
-        <w:t>Forst</w:t>
-      </w:r>
-      <w:r>
-        <w:rPr>
-          <w:b w:val="0"/>
-          <w:i w:val="0"/>
-        </w:rPr>
-        <w:t xml:space="preserve"> answer.</w:t>
-      </w:r>
-    </w:p>
-    <w:p>
-      <w:r>
-        <w:rPr>
-          <w:b/>
-          <w:i w:val="0"/>
-        </w:rPr>
-        <w:t>Card (l) closes, and the closure is the drafter's figure against their own earlier one.</w:t>
-      </w:r>
-      <w:r>
-        <w:rPr>
-          <w:b w:val="0"/>
-          <w:i w:val="0"/>
-        </w:rPr>
-        <w:t xml:space="preserve"> Seven cap models, zero sign flips at two requests or three, monotonicity valid for all seven, and pass-17 F-6's 121 identified as an arithmetic slip. The corrected figure is </w:t>
-      </w:r>
-      <w:r>
-        <w:rPr>
-          <w:b/>
-          <w:i w:val="0"/>
-        </w:rPr>
-        <w:t>129 against 128</w:t>
-      </w:r>
-      <w:r>
-        <w:rPr>
-          <w:b w:val="0"/>
-          <w:i w:val="0"/>
-        </w:rPr>
-        <w:t xml:space="preserve"> — first-action is worse by one day. </w:t>
-      </w:r>
-      <w:r>
-        <w:rPr>
-          <w:b/>
-          <w:i w:val="0"/>
-        </w:rPr>
-        <w:t>The disclosure stands unsoftened</w:t>
-      </w:r>
-      <w:r>
-        <w:rPr>
-          <w:b w:val="0"/>
-          <w:i w:val="0"/>
-        </w:rPr>
-        <w:t>, which is the outcome I asked for when I sent it to pass 18 as a tie-break rather than a re-litigation.</w:t>
-      </w:r>
-    </w:p>
-    <w:p>
-      <w:r>
-        <w:rPr>
-          <w:b/>
-          <w:i w:val="0"/>
-        </w:rPr>
-        <w:t>Neither correction changes a decision the board took.</w:t>
-      </w:r>
-      <w:r>
-        <w:rPr>
-          <w:b w:val="0"/>
-          <w:i w:val="0"/>
-        </w:rPr>
-        <w:t xml:space="preserve"> Card (g) was decided on the vocabulary ground and the member-protection disclosure, both of which survive; card (l) was never a decision, it was a number.</w:t>
+        <w:t>days per request</w:t>
+      </w:r>
+      <w:r>
+        <w:t>, because those point at different cap text.</w:t>
       </w:r>
     </w:p>
     <w:p>
       <w:pPr>
-        <w:jc w:val="left"/>
+        <w:pStyle w:val="Heading3"/>
       </w:pPr>
       <w:r>
+        <w:t>8.4 The fourth gate, and the sequencing</w:t>
+      </w:r>
+    </w:p>
+    <w:p>
+      <w:r>
         <w:rPr>
-          <w:color w:val="BBBBBB"/>
+          <w:b/>
         </w:rPr>
-        <w:t>______________________________________________________________________________________</w:t>
+        <w:t>Gate 4: revision 6 is cut and verified, and it passes one bounded re-review</w:t>
+      </w:r>
+      <w:r>
+        <w:t xml:space="preserve"> covering Edit 3's figure, the broken identity at §8.2, and F-6's cap if I take it. </w:t>
+      </w:r>
+      <w:r>
+        <w:rPr>
+          <w:b/>
+        </w:rPr>
+        <w:t>One pass, not one per change</w:t>
+      </w:r>
+      <w:r>
+        <w:t xml:space="preserve"> — the re-review is not commissioned until the cap decision is made, so the reviewer sees the final shape once.</w:t>
+      </w:r>
+    </w:p>
+    <w:p>
+      <w:r>
+        <w:rPr>
+          <w:b/>
+        </w:rPr>
+        <w:t>Gates 1 to 3 at §6 are unchanged.</w:t>
+      </w:r>
+      <w:r>
+        <w:t xml:space="preserve"> </w:t>
+      </w:r>
+      <w:r>
+        <w:t>MOO-164</w:t>
+      </w:r>
+      <w:r>
+        <w:t xml:space="preserve">'s cut carries F-9, and its blocker edge on this issue is now cleared directly as §7 said it should be; the no-decision residual is cured by </w:t>
+      </w:r>
+      <w:r>
+        <w:t>MOO-42</w:t>
+      </w:r>
+      <w:r>
+        <w:t xml:space="preserve"> §7 item 124 or by card C; and </w:t>
+      </w:r>
+      <w:r>
+        <w:rPr>
+          <w:b/>
+        </w:rPr>
+        <w:t>whoever applies re-verifies against the base as it stands at that moment</w:t>
+      </w:r>
+      <w:r>
+        <w:t xml:space="preserve"> — not store revision 60, and not store revision 61.</w:t>
       </w:r>
     </w:p>
     <w:p>
       <w:pPr>
-        <w:pStyle w:val="Heading1"/>
+        <w:pStyle w:val="Heading3"/>
       </w:pPr>
       <w:r>
+        <w:t>8.5 Who holds what</w:t>
+      </w:r>
+    </w:p>
+    <w:tbl>
+      <w:tblPr>
+        <w:tblStyle w:val="TableGrid"/>
+        <w:tblW w:type="auto" w:w="0"/>
+        <w:tblLook w:firstColumn="1" w:firstRow="1" w:lastColumn="0" w:lastRow="0" w:noHBand="0" w:noVBand="1" w:val="04A0"/>
+      </w:tblPr>
+      <w:tblGrid>
+        <w:gridCol w:w="2880"/>
+        <w:gridCol w:w="2880"/>
+        <w:gridCol w:w="2880"/>
+      </w:tblGrid>
+      <w:tr>
+        <w:tc>
+          <w:tcPr>
+            <w:tcW w:type="dxa" w:w="2880"/>
+          </w:tcPr>
+          <w:p>
+            <w:r>
+              <w:rPr>
+                <w:b/>
+              </w:rPr>
+              <w:t>Item</w:t>
+            </w:r>
+          </w:p>
+        </w:tc>
+        <w:tc>
+          <w:tcPr>
+            <w:tcW w:type="dxa" w:w="2880"/>
+          </w:tcPr>
+          <w:p>
+            <w:r>
+              <w:rPr>
+                <w:b/>
+              </w:rPr>
+              <w:t>Owner</w:t>
+            </w:r>
+          </w:p>
+        </w:tc>
+        <w:tc>
+          <w:tcPr>
+            <w:tcW w:type="dxa" w:w="2880"/>
+          </w:tcPr>
+          <w:p>
+            <w:r>
+              <w:rPr>
+                <w:b/>
+              </w:rPr>
+              <w:t>State</w:t>
+            </w:r>
+          </w:p>
+        </w:tc>
+      </w:tr>
+      <w:tr>
+        <w:tc>
+          <w:tcPr>
+            <w:tcW w:type="dxa" w:w="2880"/>
+          </w:tcPr>
+          <w:p>
+            <w:r>
+              <w:t>Revision 6 — Edit 3 at 120 days, §8.2's three items, the cap as held candidate</w:t>
+            </w:r>
+          </w:p>
+        </w:tc>
+        <w:tc>
+          <w:tcPr>
+            <w:tcW w:type="dxa" w:w="2880"/>
+          </w:tcPr>
+          <w:p>
+            <w:r>
+              <w:t xml:space="preserve">Drafting Specialist, </w:t>
+            </w:r>
+            <w:r>
+              <w:t>MOO-176</w:t>
+            </w:r>
+          </w:p>
+        </w:tc>
+        <w:tc>
+          <w:tcPr>
+            <w:tcW w:type="dxa" w:w="2880"/>
+          </w:tcPr>
+          <w:p>
+            <w:r>
+              <w:t>commissioned, live</w:t>
+            </w:r>
+          </w:p>
+        </w:tc>
+      </w:tr>
+      <w:tr>
+        <w:tc>
+          <w:tcPr>
+            <w:tcW w:type="dxa" w:w="2880"/>
+          </w:tcPr>
+          <w:p>
+            <w:r>
+              <w:t>The six residual cards plus F-9 and F-5</w:t>
+            </w:r>
+          </w:p>
+        </w:tc>
+        <w:tc>
+          <w:tcPr>
+            <w:tcW w:type="dxa" w:w="2880"/>
+          </w:tcPr>
+          <w:p>
+            <w:r>
+              <w:t xml:space="preserve">Drafting Specialist, </w:t>
+            </w:r>
+            <w:r>
+              <w:t>MOO-164</w:t>
+            </w:r>
+          </w:p>
+        </w:tc>
+        <w:tc>
+          <w:tcPr>
+            <w:tcW w:type="dxa" w:w="2880"/>
+          </w:tcPr>
+          <w:p>
+            <w:r>
+              <w:rPr>
+                <w:b/>
+              </w:rPr>
+              <w:t>unblocked, live, runs in parallel</w:t>
+            </w:r>
+          </w:p>
+        </w:tc>
+      </w:tr>
+      <w:tr>
+        <w:tc>
+          <w:tcPr>
+            <w:tcW w:type="dxa" w:w="2880"/>
+          </w:tcPr>
+          <w:p>
+            <w:r>
+              <w:t>The chaining price at 120 days</w:t>
+            </w:r>
+          </w:p>
+        </w:tc>
+        <w:tc>
+          <w:tcPr>
+            <w:tcW w:type="dxa" w:w="2880"/>
+          </w:tcPr>
+          <w:p>
+            <w:r>
+              <w:t xml:space="preserve">Fiscal &amp; Impact Modeler, </w:t>
+            </w:r>
+            <w:r>
+              <w:t>MOO-170</w:t>
+            </w:r>
+          </w:p>
+        </w:tc>
+        <w:tc>
+          <w:tcPr>
+            <w:tcW w:type="dxa" w:w="2880"/>
+          </w:tcPr>
+          <w:p>
+            <w:r>
+              <w:t>input updated, live</w:t>
+            </w:r>
+          </w:p>
+        </w:tc>
+      </w:tr>
+      <w:tr>
+        <w:tc>
+          <w:tcPr>
+            <w:tcW w:type="dxa" w:w="2880"/>
+          </w:tcPr>
+          <w:p>
+            <w:r>
+              <w:t>D 3's denial route</w:t>
+            </w:r>
+          </w:p>
+        </w:tc>
+        <w:tc>
+          <w:tcPr>
+            <w:tcW w:type="dxa" w:w="2880"/>
+          </w:tcPr>
+          <w:p>
+            <w:r>
+              <w:t xml:space="preserve">Statutory Researcher, </w:t>
+            </w:r>
+            <w:r>
+              <w:t>MOO-171</w:t>
+            </w:r>
+          </w:p>
+        </w:tc>
+        <w:tc>
+          <w:tcPr>
+            <w:tcW w:type="dxa" w:w="2880"/>
+          </w:tcPr>
+          <w:p>
+            <w:r>
+              <w:t>live, unaffected</w:t>
+            </w:r>
+          </w:p>
+        </w:tc>
+      </w:tr>
+      <w:tr>
+        <w:tc>
+          <w:tcPr>
+            <w:tcW w:type="dxa" w:w="2880"/>
+          </w:tcPr>
+          <w:p>
+            <w:r>
+              <w:t>The risk register and the released summary</w:t>
+            </w:r>
+          </w:p>
+        </w:tc>
+        <w:tc>
+          <w:tcPr>
+            <w:tcW w:type="dxa" w:w="2880"/>
+          </w:tcPr>
+          <w:p>
+            <w:r>
+              <w:t xml:space="preserve">Editor, </w:t>
+            </w:r>
+            <w:r>
+              <w:t>MOO-172</w:t>
+            </w:r>
+          </w:p>
+        </w:tc>
+        <w:tc>
+          <w:tcPr>
+            <w:tcW w:type="dxa" w:w="2880"/>
+          </w:tcPr>
+          <w:p>
+            <w:r>
+              <w:t>figure correction sent</w:t>
+            </w:r>
+          </w:p>
+        </w:tc>
+      </w:tr>
+      <w:tr>
+        <w:tc>
+          <w:tcPr>
+            <w:tcW w:type="dxa" w:w="2880"/>
+          </w:tcPr>
+          <w:p>
+            <w:r>
+              <w:t>F-6's cap decision</w:t>
+            </w:r>
+          </w:p>
+        </w:tc>
+        <w:tc>
+          <w:tcPr>
+            <w:tcW w:type="dxa" w:w="2880"/>
+          </w:tcPr>
+          <w:p>
+            <w:r>
+              <w:rPr>
+                <w:b/>
+              </w:rPr>
+              <w:t>Policy Director</w:t>
+            </w:r>
+          </w:p>
+        </w:tc>
+        <w:tc>
+          <w:tcPr>
+            <w:tcW w:type="dxa" w:w="2880"/>
+          </w:tcPr>
+          <w:p>
+            <w:r>
+              <w:t>held, on MOO-170</w:t>
+            </w:r>
+          </w:p>
+        </w:tc>
+      </w:tr>
+    </w:tbl>
+    <w:p>
+      <w:r>
         <w:rPr>
-          <w:b w:val="0"/>
-          <w:i w:val="0"/>
+          <w:b/>
         </w:rPr>
-        <w:t>5. The memo's risk section — four items, and one question to the board</w:t>
+        <w:t>Nothing is applied to the store, and nothing in this addendum authorises application.</w:t>
       </w:r>
     </w:p>
     <w:p>
       <w:r>
         <w:rPr>
           <w:b/>
-          <w:i w:val="0"/>
-        </w:rPr>
-        <w:t>Four items, and the Editor needs all four.</w:t>
-      </w:r>
-      <w:r>
-        <w:rPr>
-          <w:b w:val="0"/>
-          <w:i w:val="0"/>
-        </w:rPr>
-        <w:t xml:space="preserve"> The first three are the drafter's list; the fourth is pass 18's, conditioned by the released price.</w:t>
-      </w:r>
-    </w:p>
-    <w:p>
-      <w:pPr>
-        <w:pStyle w:val="ListNumber"/>
-      </w:pPr>
-      <w:r>
-        <w:rPr>
-          <w:b/>
-          <w:i w:val="0"/>
-        </w:rPr>
-        <w:t>Edit 2 forecloses the up-to-12-month D 1 extension</w:t>
-      </w:r>
-      <w:r>
-        <w:rPr>
-          <w:b w:val="0"/>
-          <w:i w:val="0"/>
-        </w:rPr>
-        <w:t xml:space="preserve"> on the first-action reading. The one item that trades against the member, and it must be stated as a trade.</w:t>
-      </w:r>
-    </w:p>
-    <w:p>
-      <w:pPr>
-        <w:pStyle w:val="ListNumber"/>
-      </w:pPr>
-      <w:r>
-        <w:rPr>
-          <w:b/>
-          <w:i w:val="0"/>
-        </w:rPr>
-        <w:t>Edit 2 switches off the decision-keyed floor in the no-decision case.</w:t>
-      </w:r>
-      <w:r>
-        <w:rPr>
-          <w:b w:val="0"/>
-          <w:i w:val="0"/>
-        </w:rPr>
-        <w:t xml:space="preserve"> This </w:t>
-      </w:r>
-      <w:r>
-        <w:rPr>
-          <w:b/>
-          <w:i w:val="0"/>
-        </w:rPr>
-        <w:t>corrects</w:t>
-      </w:r>
-      <w:r>
-        <w:rPr>
-          <w:b w:val="0"/>
-          <w:i w:val="0"/>
-        </w:rPr>
-        <w:t xml:space="preserve"> what revision 4 said — the floor was named as the member's protection against a slow Board, and Edit 2 can switch it off. Gated by card 1.</w:t>
-      </w:r>
-    </w:p>
-    <w:p>
-      <w:pPr>
-        <w:pStyle w:val="ListNumber"/>
-      </w:pPr>
-      <w:r>
-        <w:rPr>
-          <w:b/>
-          <w:i w:val="0"/>
-        </w:rPr>
-        <w:t>Edit 3's net −48 days.</w:t>
-      </w:r>
-      <w:r>
-        <w:rPr>
-          <w:b w:val="0"/>
-          <w:i w:val="0"/>
-        </w:rPr>
-        <w:t xml:space="preserve"> Edit 1 shortens the retention by 78 days on the ordinary facts and Edit 3 gives back 30. The retention ends day 37 against a reconsideration decided day 85.</w:t>
-      </w:r>
-    </w:p>
-    <w:p>
-      <w:pPr>
-        <w:pStyle w:val="ListNumber"/>
-      </w:pPr>
-      <w:r>
-        <w:rPr>
-          <w:b/>
-          <w:i w:val="0"/>
-        </w:rPr>
-        <w:t>F-6's third-party limb — with its condition, which is the whole of it.</w:t>
-      </w:r>
-      <w:r>
-        <w:rPr>
-          <w:b w:val="0"/>
-          <w:i w:val="0"/>
-        </w:rPr>
-        <w:t xml:space="preserve"> Wait-listed D 4 / D 5 applicants bear any cost, </w:t>
-      </w:r>
-      <w:r>
-        <w:rPr>
-          <w:b/>
-          <w:i w:val="0"/>
-        </w:rPr>
-        <w:t>and at the central estimate that cost is zero because D 2's cap does not bind.</w:t>
-      </w:r>
-      <w:r>
-        <w:rPr>
-          <w:b w:val="0"/>
-          <w:i w:val="0"/>
-        </w:rPr>
-        <w:t xml:space="preserve"> The sentence must carry the condition; without it the item is misleading in the opposite direction.</w:t>
-      </w:r>
-    </w:p>
-    <w:p>
-      <w:r>
-        <w:rPr>
-          <w:b/>
-          <w:i w:val="0"/>
-        </w:rPr>
-        <w:t>The hold on the three-sentence plain-language summary is lifted.</w:t>
-      </w:r>
-      <w:r>
-        <w:rPr>
-          <w:b w:val="0"/>
-          <w:i w:val="0"/>
-        </w:rPr>
-        <w:t xml:space="preserve"> Edit 3 stays in the patch, so there is no longer any text a summary might describe and then lose.</w:t>
-      </w:r>
-    </w:p>
-    <w:p>
-      <w:r>
-        <w:rPr>
-          <w:b/>
-          <w:i w:val="0"/>
-        </w:rPr>
-        <w:t>One question for the board, and only one.</w:t>
-      </w:r>
-      <w:r>
-        <w:rPr>
-          <w:b w:val="0"/>
-          <w:i w:val="0"/>
-        </w:rPr>
-        <w:t xml:space="preserve"> Card (k-ii) at 30 days </w:t>
-      </w:r>
-      <w:r>
-        <w:rPr>
-          <w:b/>
-          <w:i w:val="0"/>
-        </w:rPr>
-        <w:t>cures M 2's self-defeat gap but does not deliver the retention's purpose</w:t>
-      </w:r>
-      <w:r>
-        <w:rPr>
-          <w:b w:val="0"/>
-          <w:i w:val="0"/>
-        </w:rPr>
-        <w:t xml:space="preserve">: the filing-date priority is gone 48 days before the reconsideration that priority exists to preserve is decided. Two facts now on the record were not available when 30 days was chosen — day 22 is confirmed, and </w:t>
-      </w:r>
-      <w:r>
-        <w:rPr>
-          <w:b/>
-          <w:i w:val="0"/>
-        </w:rPr>
-        <w:t>MOO-163 prices a longer retention at $0 at the central estimate</w:t>
-      </w:r>
-      <w:r>
-        <w:rPr>
-          <w:b w:val="0"/>
-          <w:i w:val="0"/>
-        </w:rPr>
-        <w:t xml:space="preserve">, because the queue is not money-constrained there. </w:t>
-      </w:r>
-      <w:r>
-        <w:rPr>
-          <w:b/>
-          <w:i w:val="0"/>
-        </w:rPr>
-        <w:t>A longer or decision-keyed retention is close to free and would deliver the purpose.</w:t>
-      </w:r>
-      <w:r>
-        <w:rPr>
-          <w:b w:val="0"/>
-          <w:i w:val="0"/>
-        </w:rPr>
-        <w:t xml:space="preserve"> That is the board's number to keep or change, not mine to re-decide, and it is asked once.</w:t>
-      </w:r>
-    </w:p>
-    <w:p>
-      <w:r>
-        <w:rPr>
-          <w:b/>
-          <w:i w:val="0"/>
-        </w:rPr>
-        <w:t xml:space="preserve">The question is live as a card on </w:t>
-      </w:r>
-      <w:r>
-        <w:rPr>
-          <w:b/>
-          <w:i w:val="0"/>
-          <w:color w:val="1F497D"/>
-        </w:rPr>
-        <w:t>MOO-162</w:t>
-      </w:r>
-      <w:r>
-        <w:rPr>
-          <w:b w:val="0"/>
-          <w:i w:val="0"/>
-        </w:rPr>
-        <w:t xml:space="preserve">, with three costed options and my recommendation — </w:t>
-      </w:r>
-      <w:r>
-        <w:rPr>
-          <w:b/>
-          <w:i w:val="0"/>
-        </w:rPr>
-        <w:t>120 days keyed to the first act</w:t>
-      </w:r>
-      <w:r>
-        <w:rPr>
-          <w:b w:val="0"/>
-          <w:i w:val="0"/>
-        </w:rPr>
-        <w:t xml:space="preserve">, which covers the ordinary case, keeps the §0.2 call untouched and uses a figure already in the subsection. It is recorded as gate 4 on </w:t>
-      </w:r>
-      <w:r>
-        <w:rPr>
-          <w:b w:val="0"/>
-          <w:i w:val="0"/>
-          <w:color w:val="1F497D"/>
-        </w:rPr>
-        <w:t>MOO-141</w:t>
-      </w:r>
-      <w:r>
-        <w:rPr>
-          <w:b w:val="0"/>
-          <w:i w:val="0"/>
-        </w:rPr>
-        <w:t xml:space="preserve"> because it is </w:t>
-      </w:r>
-      <w:r>
-        <w:rPr>
-          <w:b/>
-          <w:i w:val="0"/>
-        </w:rPr>
-        <w:t>the only open gate that can change the text of the patch rather than add to it.</w:t>
-      </w:r>
-      <w:r>
-        <w:rPr>
-          <w:b w:val="0"/>
-          <w:i w:val="0"/>
-        </w:rPr>
-        <w:t xml:space="preserve"> Keeping 30 days needs no re-cut; lengthening needs one re-cut of Edit 3 and one bounded re-review, and the 120-day option puts card 4's declined cap back on the table as a paired item. </w:t>
-      </w:r>
-      <w:r>
-        <w:rPr>
-          <w:b/>
-          <w:i w:val="0"/>
-        </w:rPr>
-        <w:t>Nothing else in the patch waits on this answer.</w:t>
-      </w:r>
-    </w:p>
-    <w:p>
-      <w:pPr>
-        <w:jc w:val="left"/>
-      </w:pPr>
-      <w:r>
-        <w:rPr>
-          <w:color w:val="BBBBBB"/>
-        </w:rPr>
-        <w:t>______________________________________________________________________________________</w:t>
-      </w:r>
-    </w:p>
-    <w:p>
-      <w:pPr>
-        <w:pStyle w:val="Heading1"/>
-      </w:pPr>
-      <w:r>
-        <w:rPr>
-          <w:b w:val="0"/>
-          <w:i w:val="0"/>
-        </w:rPr>
-        <w:t>6. Three gates between revision 5 and application</w:t>
-      </w:r>
-    </w:p>
-    <w:p>
-      <w:r>
-        <w:rPr>
-          <w:b/>
-          <w:i w:val="0"/>
-        </w:rPr>
-        <w:t>Nothing in this disposition authorises application.</w:t>
-      </w:r>
-      <w:r>
-        <w:rPr>
-          <w:b w:val="0"/>
-          <w:i w:val="0"/>
-        </w:rPr>
-        <w:t xml:space="preserve"> Application has been a separate step at every revision and stays one.</w:t>
-      </w:r>
-    </w:p>
-    <w:p>
-      <w:pPr>
-        <w:pStyle w:val="ListNumber"/>
-      </w:pPr>
-      <w:r>
-        <w:rPr>
-          <w:b/>
-          <w:i w:val="0"/>
-          <w:color w:val="1F497D"/>
-        </w:rPr>
-        <w:t>MOO-164</w:t>
-      </w:r>
-      <w:r>
-        <w:rPr>
-          <w:b/>
-          <w:i w:val="0"/>
-        </w:rPr>
-        <w:t>'s cut carries F-9</w:t>
-      </w:r>
-      <w:r>
-        <w:rPr>
-          <w:b w:val="0"/>
-          <w:i w:val="0"/>
-        </w:rPr>
-        <w:t xml:space="preserve"> (card 2), so Edit 2 does not ship with the looser D 1 descriptor.</w:t>
-      </w:r>
-    </w:p>
-    <w:p>
-      <w:pPr>
-        <w:pStyle w:val="ListNumber"/>
-      </w:pPr>
-      <w:r>
-        <w:rPr>
-          <w:b/>
-          <w:i w:val="0"/>
-        </w:rPr>
-        <w:t>The no-decision residual is cured</w:t>
-      </w:r>
-      <w:r>
-        <w:rPr>
-          <w:b w:val="0"/>
-          <w:i w:val="0"/>
-        </w:rPr>
-        <w:t xml:space="preserve"> — </w:t>
-      </w:r>
-      <w:r>
-        <w:rPr>
-          <w:b w:val="0"/>
-          <w:i w:val="0"/>
-          <w:color w:val="1F497D"/>
-        </w:rPr>
-        <w:t>MOO-42</w:t>
-      </w:r>
-      <w:r>
-        <w:rPr>
-          <w:b w:val="0"/>
-          <w:i w:val="0"/>
-        </w:rPr>
-        <w:t xml:space="preserve"> §7 item 124, or pass 18's card C if item 124 is declined.</w:t>
-      </w:r>
-    </w:p>
-    <w:p>
-      <w:pPr>
-        <w:pStyle w:val="ListNumber"/>
-      </w:pPr>
-      <w:r>
-        <w:rPr>
-          <w:b/>
-          <w:i w:val="0"/>
-        </w:rPr>
-        <w:t>Whoever applies this re-verifies against the base as it stands at that moment</w:t>
-      </w:r>
-      <w:r>
-        <w:rPr>
-          <w:b w:val="0"/>
-          <w:i w:val="0"/>
-        </w:rPr>
-        <w:t xml:space="preserve"> — all three anchors, every §3 reproduction, every §4 count and every §8.2 invariant. </w:t>
-      </w:r>
-      <w:r>
-        <w:rPr>
-          <w:b/>
-          <w:i w:val="0"/>
-        </w:rPr>
-        <w:t>Not against store revision 60.</w:t>
-      </w:r>
-      <w:r>
-        <w:rPr>
-          <w:b w:val="0"/>
-          <w:i w:val="0"/>
-        </w:rPr>
-        <w:t xml:space="preserve"> The base moved six times during drafting, twice inside provisions this patch reaches, and once under a reviewer while they were reviewing. Four of six cuts found stale reproductions behind anchors that still resolved.</w:t>
-      </w:r>
-    </w:p>
-    <w:p>
-      <w:r>
-        <w:rPr>
-          <w:b/>
-          <w:i w:val="0"/>
-        </w:rPr>
-        <w:t>The pricing gate is clear</w:t>
-      </w:r>
-      <w:r>
-        <w:rPr>
-          <w:b w:val="0"/>
-          <w:i w:val="0"/>
-        </w:rPr>
-        <w:t xml:space="preserve">, on </w:t>
-      </w:r>
-      <w:r>
-        <w:rPr>
-          <w:b w:val="0"/>
-          <w:i w:val="0"/>
-          <w:color w:val="1F497D"/>
-        </w:rPr>
-        <w:t>MOO-163</w:t>
-      </w:r>
-      <w:r>
-        <w:rPr>
-          <w:b w:val="0"/>
-          <w:i w:val="0"/>
-        </w:rPr>
-        <w:t xml:space="preserve">, on the authorised narrow clause (vi) basis. </w:t>
-      </w:r>
-      <w:r>
-        <w:rPr>
-          <w:b/>
-          <w:i w:val="0"/>
-        </w:rPr>
-        <w:t xml:space="preserve">It re-opens if </w:t>
-      </w:r>
-      <w:r>
-        <w:rPr>
-          <w:b/>
-          <w:i w:val="0"/>
-          <w:color w:val="1F497D"/>
-        </w:rPr>
-        <w:t>MOO-49</w:t>
-      </w:r>
-      <w:r>
-        <w:rPr>
-          <w:b/>
-          <w:i w:val="0"/>
-        </w:rPr>
-        <w:t xml:space="preserve"> lands broad.</w:t>
-      </w:r>
-    </w:p>
-    <w:p>
-      <w:pPr>
-        <w:jc w:val="left"/>
-      </w:pPr>
-      <w:r>
-        <w:rPr>
-          <w:color w:val="BBBBBB"/>
-        </w:rPr>
-        <w:t>______________________________________________________________________________________</w:t>
-      </w:r>
-    </w:p>
-    <w:p>
-      <w:pPr>
-        <w:pStyle w:val="Heading1"/>
-      </w:pPr>
-      <w:r>
-        <w:rPr>
-          <w:b w:val="0"/>
-          <w:i w:val="0"/>
-        </w:rPr>
-        <w:t>7. Record items</w:t>
-      </w:r>
-    </w:p>
-    <w:p>
-      <w:pPr>
-        <w:pStyle w:val="ListBullet"/>
-      </w:pPr>
-      <w:r>
-        <w:rPr>
-          <w:b/>
-          <w:i w:val="0"/>
-        </w:rPr>
-        <w:t>The pass numbers collide and I am leaving them.</w:t>
-      </w:r>
-      <w:r>
-        <w:rPr>
-          <w:b w:val="0"/>
-          <w:i w:val="0"/>
-        </w:rPr>
-        <w:t xml:space="preserve"> </w:t>
-      </w:r>
-      <w:r>
-        <w:rPr>
-          <w:b w:val="0"/>
-          <w:i w:val="0"/>
-          <w:color w:val="1F497D"/>
-        </w:rPr>
-        <w:t>MOO-156</w:t>
-      </w:r>
-      <w:r>
-        <w:rPr>
-          <w:b w:val="0"/>
-          <w:i w:val="0"/>
-        </w:rPr>
-        <w:t xml:space="preserve"> is </w:t>
-      </w:r>
-      <w:r>
-        <w:rPr>
-          <w:b w:val="0"/>
-          <w:i/>
-        </w:rPr>
-        <w:t>"pass 18"</w:t>
-      </w:r>
-      <w:r>
-        <w:rPr>
-          <w:b w:val="0"/>
-          <w:i w:val="0"/>
-        </w:rPr>
-        <w:t xml:space="preserve"> in the bill-text lineage; </w:t>
-      </w:r>
-      <w:r>
-        <w:rPr>
-          <w:b w:val="0"/>
-          <w:i w:val="0"/>
-          <w:color w:val="1F497D"/>
-        </w:rPr>
-        <w:t>MOO-166</w:t>
-      </w:r>
-      <w:r>
-        <w:rPr>
-          <w:b w:val="0"/>
-          <w:i w:val="0"/>
-        </w:rPr>
-        <w:t xml:space="preserve"> is </w:t>
-      </w:r>
-      <w:r>
-        <w:rPr>
-          <w:b w:val="0"/>
-          <w:i/>
-        </w:rPr>
-        <w:t>"pass 18 on the MOO-141 patch"</w:t>
-      </w:r>
-      <w:r>
-        <w:rPr>
-          <w:b w:val="0"/>
-          <w:i w:val="0"/>
-        </w:rPr>
-        <w:t xml:space="preserve">. The two series have shared numbers before. </w:t>
-      </w:r>
-      <w:r>
-        <w:rPr>
-          <w:b/>
-          <w:i w:val="0"/>
-        </w:rPr>
-        <w:t>The convention from here: the patch series is always named with its patch, and the bill-text series is never qualified.</w:t>
-      </w:r>
-      <w:r>
-        <w:rPr>
-          <w:b w:val="0"/>
-          <w:i w:val="0"/>
-        </w:rPr>
-        <w:t xml:space="preserve"> Renumbering a closed series would break more citations than it fixes.</w:t>
-      </w:r>
-    </w:p>
-    <w:p>
-      <w:pPr>
-        <w:pStyle w:val="ListBullet"/>
-      </w:pPr>
-      <w:r>
-        <w:rPr>
-          <w:b/>
-          <w:i w:val="0"/>
-        </w:rPr>
-        <w:t xml:space="preserve">The wait-listed applicant is not absent from the stakeholder map — the </w:t>
-      </w:r>
-      <w:r>
-        <w:rPr>
-          <w:b/>
-          <w:i/>
-        </w:rPr>
-        <w:t>pathway</w:t>
-      </w:r>
-      <w:r>
-        <w:rPr>
-          <w:b/>
-          <w:i w:val="0"/>
-        </w:rPr>
-        <w:t xml:space="preserve"> is.</w:t>
-      </w:r>
-      <w:r>
-        <w:rPr>
-          <w:b w:val="0"/>
-          <w:i w:val="0"/>
-        </w:rPr>
-        <w:t xml:space="preserve"> </w:t>
-      </w:r>
-      <w:r>
-        <w:rPr>
-          <w:b w:val="0"/>
-          <w:i w:val="0"/>
-          <w:color w:val="1F497D"/>
-        </w:rPr>
-        <w:t>MOO-125</w:t>
-      </w:r>
-      <w:r>
-        <w:rPr>
-          <w:b w:val="0"/>
-          <w:i w:val="0"/>
-        </w:rPr>
-        <w:t xml:space="preserve"> already maps the subdivision D 5 waiting-list applicant as a cost-bearer, on the zero-credit election route. Pass 18 could not have known that. What is new is Edit 3's retention as a second route onto the same party, and that is a bounded addendum, not a new group.</w:t>
-      </w:r>
-    </w:p>
-    <w:p>
-      <w:pPr>
-        <w:pStyle w:val="ListBullet"/>
-      </w:pPr>
-      <w:r>
-        <w:rPr>
-          <w:b/>
-          <w:i w:val="0"/>
-          <w:color w:val="1F497D"/>
-        </w:rPr>
-        <w:t>MOO-164</w:t>
-      </w:r>
-      <w:r>
-        <w:rPr>
-          <w:b/>
-          <w:i w:val="0"/>
-        </w:rPr>
-        <w:t>'s blocker on this issue is cleared directly, not by closing this one.</w:t>
-      </w:r>
-      <w:r>
-        <w:rPr>
-          <w:b w:val="0"/>
-          <w:i w:val="0"/>
-        </w:rPr>
-        <w:t xml:space="preserve"> It was blocked on MOO-162 by design, so that four of its six cards could move if pass 18 moved. Pass 18 has reported and this disposition answers them, so the condition is spent — but the board's question on Edit 3's figure keeps this issue open, and </w:t>
-      </w:r>
-      <w:r>
-        <w:rPr>
-          <w:b/>
-          <w:i w:val="0"/>
-        </w:rPr>
-        <w:t>the act-versus-notice drafting must not wait on a question about a number.</w:t>
-      </w:r>
-      <w:r>
-        <w:rPr>
-          <w:b w:val="0"/>
-          <w:i w:val="0"/>
-        </w:rPr>
-        <w:t xml:space="preserve"> The two are independent: nothing in MOO-164's six cards turns on whether Edit 3 says 30 days or 120.</w:t>
-      </w:r>
-    </w:p>
-    <w:p>
-      <w:pPr>
-        <w:pStyle w:val="ListBullet"/>
-      </w:pPr>
-      <w:r>
-        <w:rPr>
-          <w:b/>
-          <w:i w:val="0"/>
-        </w:rPr>
-        <w:t>Six bases, one anchor discipline, and the drafter's own warning fired four times.</w:t>
-      </w:r>
-      <w:r>
-        <w:rPr>
-          <w:b w:val="0"/>
-          <w:i w:val="0"/>
-        </w:rPr>
-        <w:t xml:space="preserve"> §8.4's warning — </w:t>
-      </w:r>
-      <w:r>
-        <w:rPr>
-          <w:b w:val="0"/>
-          <w:i/>
-        </w:rPr>
-        <w:t>"an anchor that still resolves is not evidence the reproductions are current"</w:t>
-      </w:r>
-      <w:r>
-        <w:rPr>
-          <w:b w:val="0"/>
-          <w:i w:val="0"/>
-        </w:rPr>
-        <w:t xml:space="preserve"> — is now the operating rule for this patch and it is gate 3.</w:t>
-      </w:r>
-    </w:p>
-    <w:p>
-      <w:pPr>
-        <w:jc w:val="left"/>
-      </w:pPr>
-      <w:r>
-        <w:rPr>
-          <w:color w:val="BBBBBB"/>
-        </w:rPr>
-        <w:t>______________________________________________________________________________________</w:t>
-      </w:r>
-    </w:p>
-    <w:p>
-      <w:r>
-        <w:rPr>
-          <w:b/>
-          <w:i w:val="0"/>
         </w:rPr>
         <w:t>INTERNAL WORKING DRAFT. Not a Division of Legislative Services bill. Not reviewed by counsel. Pre-decisional and internal.</w:t>
       </w:r>
     </w:p>
     <w:sectPr>
       <w:pgSz w:w="12240" w:h="15840"/>
-      <w:pgMar w:top="1224" w:right="1296" w:bottom="1224" w:left="1296" w:header="720" w:footer="720" w:gutter="0"/>
+      <w:pgMar w:top="1440" w:right="1800" w:bottom="1440" w:left="1800" w:header="720" w:footer="720" w:gutter="0"/>
       <w:cols w:space="720"/>
       <w:docGrid w:linePitch="360"/>
     </w:sectPr>
@@ -3742,7 +3285,7 @@
     <w:rsid w:val="00FC693F"/>
     <w:rPr>
       <w:rFonts w:ascii="Calibri" w:hAnsi="Calibri"/>
-      <w:sz w:val="21"/>
+      <w:sz w:val="22"/>
     </w:rPr>
   </w:style>
   <w:style w:type="paragraph" w:styleId="Header">

--- a/moo162-disposition.docx
+++ b/moo162-disposition.docx
@@ -2495,7 +2495,16 @@
         <w:t>The decision is mine and I take it when [MOO-170](/MOO/issues/MOO-170)'s chaining answer lands</w:t>
       </w:r>
       <w:r>
-        <w:t xml:space="preserve"> — trigger 1 of the two named at §3.4, unchanged. Trigger 2 is unchanged too: </w:t>
+        <w:t xml:space="preserve"> — trigger 1 of the two named at §3.4, unchanged. </w:t>
+      </w:r>
+      <w:r>
+        <w:rPr>
+          <w:b/>
+        </w:rPr>
+        <w:t>It is carried at [MOO-179](/MOO/issues/MOO-179), blocked on MOO-170</w:t>
+      </w:r>
+      <w:r>
+        <w:t xml:space="preserve">, so the decision wakes on a first-class blocker rather than on my remembering to come back to it. Trigger 2 is unchanged too: </w:t>
       </w:r>
       <w:r>
         <w:rPr>
@@ -2880,6 +2889,12 @@
               </w:rPr>
               <w:t>Policy Director</w:t>
             </w:r>
+            <w:r>
+              <w:t xml:space="preserve">, </w:t>
+            </w:r>
+            <w:r>
+              <w:t>MOO-179</w:t>
+            </w:r>
           </w:p>
         </w:tc>
         <w:tc>
@@ -2888,7 +2903,13 @@
           </w:tcPr>
           <w:p>
             <w:r>
-              <w:t>held, on MOO-170</w:t>
+              <w:rPr>
+                <w:b/>
+              </w:rPr>
+              <w:t>held as a first-class blocker on [MOO-170](/MOO/issues/MOO-170)</w:t>
+            </w:r>
+            <w:r>
+              <w:t>, not as a promise in prose</w:t>
             </w:r>
           </w:p>
         </w:tc>
